--- a/R Resources/weeks7_8_9_notecards.docx
+++ b/R Resources/weeks7_8_9_notecards.docx
@@ -100,7 +100,7 @@
                 <w:sz w:val="24"/>
                 <w:szCs w:val="24"/>
               </w:rPr>
-              <w:t>&lt;NAME OF DATASET&gt;</w:t>
+              <w:t>NAME OF DATASET</w:t>
             </w:r>
             <w:r>
               <w:rPr>
@@ -162,7 +162,7 @@
                 <w:sz w:val="24"/>
                 <w:szCs w:val="24"/>
               </w:rPr>
-              <w:t>&lt;NAME OF VARIABLE&gt;</w:t>
+              <w:t>NAME OF VARIABLE</w:t>
             </w:r>
             <w:r>
               <w:rPr>
@@ -198,6 +198,40 @@
               </w:rPr>
               <w:t>geom_</w:t>
             </w:r>
+            <w:r>
+              <w:rPr>
+                <w:rFonts w:ascii="Courier New" w:hAnsi="Courier New" w:cs="Courier New"/>
+                <w:sz w:val="24"/>
+                <w:szCs w:val="24"/>
+              </w:rPr>
+              <w:t>bar</w:t>
+            </w:r>
+            <w:proofErr w:type="spellEnd"/>
+            <w:r>
+              <w:rPr>
+                <w:rFonts w:ascii="Courier New" w:hAnsi="Courier New" w:cs="Courier New"/>
+                <w:sz w:val="24"/>
+                <w:szCs w:val="24"/>
+              </w:rPr>
+              <w:t xml:space="preserve">() + </w:t>
+            </w:r>
+          </w:p>
+          <w:p>
+            <w:pPr>
+              <w:rPr>
+                <w:rFonts w:ascii="Courier New" w:hAnsi="Courier New" w:cs="Courier New"/>
+                <w:sz w:val="24"/>
+                <w:szCs w:val="24"/>
+              </w:rPr>
+            </w:pPr>
+            <w:r>
+              <w:rPr>
+                <w:rFonts w:ascii="Courier New" w:hAnsi="Courier New" w:cs="Courier New"/>
+                <w:sz w:val="24"/>
+                <w:szCs w:val="24"/>
+              </w:rPr>
+              <w:t xml:space="preserve">  </w:t>
+            </w:r>
             <w:proofErr w:type="gramStart"/>
             <w:r>
               <w:rPr>
@@ -205,16 +239,7 @@
                 <w:sz w:val="24"/>
                 <w:szCs w:val="24"/>
               </w:rPr>
-              <w:t>bar</w:t>
-            </w:r>
-            <w:proofErr w:type="spellEnd"/>
-            <w:r>
-              <w:rPr>
-                <w:rFonts w:ascii="Courier New" w:hAnsi="Courier New" w:cs="Courier New"/>
-                <w:sz w:val="24"/>
-                <w:szCs w:val="24"/>
-              </w:rPr>
-              <w:t>(</w:t>
+              <w:t>labs(</w:t>
             </w:r>
             <w:proofErr w:type="gramEnd"/>
             <w:r>
@@ -223,41 +248,6 @@
                 <w:sz w:val="24"/>
                 <w:szCs w:val="24"/>
               </w:rPr>
-              <w:t xml:space="preserve">) + </w:t>
-            </w:r>
-          </w:p>
-          <w:p>
-            <w:pPr>
-              <w:rPr>
-                <w:rFonts w:ascii="Courier New" w:hAnsi="Courier New" w:cs="Courier New"/>
-                <w:sz w:val="24"/>
-                <w:szCs w:val="24"/>
-              </w:rPr>
-            </w:pPr>
-            <w:r>
-              <w:rPr>
-                <w:rFonts w:ascii="Courier New" w:hAnsi="Courier New" w:cs="Courier New"/>
-                <w:sz w:val="24"/>
-                <w:szCs w:val="24"/>
-              </w:rPr>
-              <w:t xml:space="preserve">  </w:t>
-            </w:r>
-            <w:proofErr w:type="gramStart"/>
-            <w:r>
-              <w:rPr>
-                <w:rFonts w:ascii="Courier New" w:hAnsi="Courier New" w:cs="Courier New"/>
-                <w:sz w:val="24"/>
-                <w:szCs w:val="24"/>
-              </w:rPr>
-              <w:t>labs(</w:t>
-            </w:r>
-            <w:proofErr w:type="gramEnd"/>
-            <w:r>
-              <w:rPr>
-                <w:rFonts w:ascii="Courier New" w:hAnsi="Courier New" w:cs="Courier New"/>
-                <w:sz w:val="24"/>
-                <w:szCs w:val="24"/>
-              </w:rPr>
               <w:t>x = "</w:t>
             </w:r>
             <w:r>
@@ -267,7 +257,7 @@
                 <w:sz w:val="24"/>
                 <w:szCs w:val="24"/>
               </w:rPr>
-              <w:t>&lt;TITLE FOR THE X-AXIS&gt;</w:t>
+              <w:t>TITLE FOR THE X-AXIS</w:t>
             </w:r>
             <w:r>
               <w:rPr>
@@ -382,18 +372,7 @@
                 <w:sz w:val="24"/>
                 <w:szCs w:val="24"/>
               </w:rPr>
-              <w:t xml:space="preserve">x </w:t>
-            </w:r>
-            <w:proofErr w:type="gramStart"/>
-            <w:r>
-              <w:rPr>
-                <w:rFonts w:ascii="Courier New" w:hAnsi="Courier New" w:cs="Courier New"/>
-                <w:b/>
-                <w:bCs/>
-                <w:sz w:val="24"/>
-                <w:szCs w:val="24"/>
-              </w:rPr>
-              <w:t>=</w:t>
+              <w:t>x =</w:t>
             </w:r>
             <w:r>
               <w:rPr>
@@ -413,7 +392,6 @@
               </w:rPr>
               <w:t>.</w:t>
             </w:r>
-            <w:proofErr w:type="gramEnd"/>
           </w:p>
           <w:p>
             <w:pPr>
@@ -449,16 +427,7 @@
                 <w:sz w:val="28"/>
                 <w:szCs w:val="28"/>
               </w:rPr>
-              <w:t xml:space="preserve">Plotting a One-Variable Bar Plot with </w:t>
-            </w:r>
-            <w:r>
-              <w:rPr>
-                <w:b/>
-                <w:bCs/>
-                <w:sz w:val="28"/>
-                <w:szCs w:val="28"/>
-              </w:rPr>
-              <w:t>Proportions</w:t>
+              <w:t>Plotting a One-Variable Bar Plot with Proportions</w:t>
             </w:r>
           </w:p>
           <w:p>
@@ -515,7 +484,7 @@
                 <w:sz w:val="24"/>
                 <w:szCs w:val="24"/>
               </w:rPr>
-              <w:t>&lt;NAME OF DATASET&gt;</w:t>
+              <w:t>NAME OF DATASET</w:t>
             </w:r>
             <w:r>
               <w:rPr>
@@ -577,7 +546,56 @@
                 <w:sz w:val="24"/>
                 <w:szCs w:val="24"/>
               </w:rPr>
-              <w:t>&lt;NAME OF VARIABLE&gt;</w:t>
+              <w:t>NAME OF VARIABLE</w:t>
+            </w:r>
+            <w:r>
+              <w:rPr>
+                <w:rFonts w:ascii="Courier New" w:hAnsi="Courier New" w:cs="Courier New"/>
+                <w:b/>
+                <w:bCs/>
+                <w:color w:val="000000" w:themeColor="text1"/>
+                <w:sz w:val="24"/>
+                <w:szCs w:val="24"/>
+              </w:rPr>
+              <w:t>,</w:t>
+            </w:r>
+            <w:r>
+              <w:rPr>
+                <w:rFonts w:ascii="Courier New" w:hAnsi="Courier New" w:cs="Courier New"/>
+                <w:b/>
+                <w:bCs/>
+                <w:color w:val="FF0000"/>
+                <w:sz w:val="24"/>
+                <w:szCs w:val="24"/>
+              </w:rPr>
+              <w:t xml:space="preserve"> </w:t>
+            </w:r>
+            <w:r>
+              <w:rPr>
+                <w:rFonts w:ascii="Courier New" w:hAnsi="Courier New" w:cs="Courier New"/>
+                <w:color w:val="000000" w:themeColor="text1"/>
+                <w:sz w:val="24"/>
+                <w:szCs w:val="24"/>
+              </w:rPr>
+              <w:t>y</w:t>
+            </w:r>
+            <w:r>
+              <w:rPr>
+                <w:rFonts w:ascii="Courier New" w:hAnsi="Courier New" w:cs="Courier New"/>
+                <w:color w:val="000000" w:themeColor="text1"/>
+                <w:sz w:val="24"/>
+                <w:szCs w:val="24"/>
+              </w:rPr>
+              <w:t xml:space="preserve"> = ..prop..</w:t>
+            </w:r>
+            <w:r>
+              <w:rPr>
+                <w:rFonts w:ascii="Courier New" w:hAnsi="Courier New" w:cs="Courier New"/>
+                <w:color w:val="000000" w:themeColor="text1"/>
+                <w:sz w:val="24"/>
+                <w:szCs w:val="24"/>
+              </w:rPr>
+              <w:t>, group = 1</w:t>
             </w:r>
             <w:r>
               <w:rPr>
@@ -613,6 +631,40 @@
               </w:rPr>
               <w:t>geom_</w:t>
             </w:r>
+            <w:r>
+              <w:rPr>
+                <w:rFonts w:ascii="Courier New" w:hAnsi="Courier New" w:cs="Courier New"/>
+                <w:sz w:val="24"/>
+                <w:szCs w:val="24"/>
+              </w:rPr>
+              <w:t>bar</w:t>
+            </w:r>
+            <w:proofErr w:type="spellEnd"/>
+            <w:r>
+              <w:rPr>
+                <w:rFonts w:ascii="Courier New" w:hAnsi="Courier New" w:cs="Courier New"/>
+                <w:sz w:val="24"/>
+                <w:szCs w:val="24"/>
+              </w:rPr>
+              <w:t xml:space="preserve">() + </w:t>
+            </w:r>
+          </w:p>
+          <w:p>
+            <w:pPr>
+              <w:rPr>
+                <w:rFonts w:ascii="Courier New" w:hAnsi="Courier New" w:cs="Courier New"/>
+                <w:sz w:val="24"/>
+                <w:szCs w:val="24"/>
+              </w:rPr>
+            </w:pPr>
+            <w:r>
+              <w:rPr>
+                <w:rFonts w:ascii="Courier New" w:hAnsi="Courier New" w:cs="Courier New"/>
+                <w:sz w:val="24"/>
+                <w:szCs w:val="24"/>
+              </w:rPr>
+              <w:t xml:space="preserve">  </w:t>
+            </w:r>
             <w:proofErr w:type="gramStart"/>
             <w:r>
               <w:rPr>
@@ -620,16 +672,7 @@
                 <w:sz w:val="24"/>
                 <w:szCs w:val="24"/>
               </w:rPr>
-              <w:t>bar</w:t>
-            </w:r>
-            <w:proofErr w:type="spellEnd"/>
-            <w:r>
-              <w:rPr>
-                <w:rFonts w:ascii="Courier New" w:hAnsi="Courier New" w:cs="Courier New"/>
-                <w:sz w:val="24"/>
-                <w:szCs w:val="24"/>
-              </w:rPr>
-              <w:t>(</w:t>
+              <w:t>labs(</w:t>
             </w:r>
             <w:proofErr w:type="gramEnd"/>
             <w:r>
@@ -638,41 +681,6 @@
                 <w:sz w:val="24"/>
                 <w:szCs w:val="24"/>
               </w:rPr>
-              <w:t xml:space="preserve">) + </w:t>
-            </w:r>
-          </w:p>
-          <w:p>
-            <w:pPr>
-              <w:rPr>
-                <w:rFonts w:ascii="Courier New" w:hAnsi="Courier New" w:cs="Courier New"/>
-                <w:sz w:val="24"/>
-                <w:szCs w:val="24"/>
-              </w:rPr>
-            </w:pPr>
-            <w:r>
-              <w:rPr>
-                <w:rFonts w:ascii="Courier New" w:hAnsi="Courier New" w:cs="Courier New"/>
-                <w:sz w:val="24"/>
-                <w:szCs w:val="24"/>
-              </w:rPr>
-              <w:t xml:space="preserve">  </w:t>
-            </w:r>
-            <w:proofErr w:type="gramStart"/>
-            <w:r>
-              <w:rPr>
-                <w:rFonts w:ascii="Courier New" w:hAnsi="Courier New" w:cs="Courier New"/>
-                <w:sz w:val="24"/>
-                <w:szCs w:val="24"/>
-              </w:rPr>
-              <w:t>labs(</w:t>
-            </w:r>
-            <w:proofErr w:type="gramEnd"/>
-            <w:r>
-              <w:rPr>
-                <w:rFonts w:ascii="Courier New" w:hAnsi="Courier New" w:cs="Courier New"/>
-                <w:sz w:val="24"/>
-                <w:szCs w:val="24"/>
-              </w:rPr>
               <w:t>x = "</w:t>
             </w:r>
             <w:r>
@@ -682,7 +690,7 @@
                 <w:sz w:val="24"/>
                 <w:szCs w:val="24"/>
               </w:rPr>
-              <w:t>&lt;TITLE FOR THE X-AXIS&gt;</w:t>
+              <w:t>TITLE FOR THE X-AXIS</w:t>
             </w:r>
             <w:r>
               <w:rPr>
@@ -757,18 +765,7 @@
                 <w:sz w:val="24"/>
                 <w:szCs w:val="24"/>
               </w:rPr>
-              <w:t xml:space="preserve">x </w:t>
-            </w:r>
-            <w:proofErr w:type="gramStart"/>
-            <w:r>
-              <w:rPr>
-                <w:rFonts w:ascii="Courier New" w:hAnsi="Courier New" w:cs="Courier New"/>
-                <w:b/>
-                <w:bCs/>
-                <w:sz w:val="24"/>
-                <w:szCs w:val="24"/>
-              </w:rPr>
-              <w:t>=</w:t>
+              <w:t>x =</w:t>
             </w:r>
             <w:r>
               <w:rPr>
@@ -788,7 +785,6 @@
               </w:rPr>
               <w:t>.</w:t>
             </w:r>
-            <w:proofErr w:type="gramEnd"/>
           </w:p>
           <w:p>
             <w:pPr>
@@ -882,7 +878,7 @@
                 <w:sz w:val="24"/>
                 <w:szCs w:val="24"/>
               </w:rPr>
-              <w:t>&lt;NAME OF DATASET&gt;</w:t>
+              <w:t>NAME OF DATASET</w:t>
             </w:r>
             <w:r>
               <w:rPr>
@@ -945,34 +941,16 @@
                 <w:sz w:val="24"/>
                 <w:szCs w:val="24"/>
               </w:rPr>
-              <w:t>&lt;NAME OF VARIABLE</w:t>
-            </w:r>
-            <w:r>
-              <w:rPr>
-                <w:rFonts w:ascii="Courier New" w:hAnsi="Courier New" w:cs="Courier New"/>
-                <w:color w:val="FF0000"/>
-                <w:sz w:val="24"/>
-                <w:szCs w:val="24"/>
-              </w:rPr>
-              <w:t xml:space="preserve"> 1</w:t>
-            </w:r>
-            <w:r>
-              <w:rPr>
-                <w:rFonts w:ascii="Courier New" w:hAnsi="Courier New" w:cs="Courier New"/>
-                <w:color w:val="FF0000"/>
-                <w:sz w:val="24"/>
-                <w:szCs w:val="24"/>
-              </w:rPr>
-              <w:t>&gt;</w:t>
-            </w:r>
-            <w:r>
-              <w:rPr>
-                <w:rFonts w:ascii="Courier New" w:hAnsi="Courier New" w:cs="Courier New"/>
-                <w:color w:val="FF0000"/>
-                <w:sz w:val="24"/>
-                <w:szCs w:val="24"/>
-              </w:rPr>
-              <w:t xml:space="preserve">, </w:t>
+              <w:t>NAME OF VARIABLE</w:t>
+            </w:r>
+            <w:r>
+              <w:rPr>
+                <w:rFonts w:ascii="Courier New" w:hAnsi="Courier New" w:cs="Courier New"/>
+                <w:color w:val="FF0000"/>
+                <w:sz w:val="24"/>
+                <w:szCs w:val="24"/>
+              </w:rPr>
+              <w:t xml:space="preserve"> 1, </w:t>
             </w:r>
           </w:p>
           <w:p>
@@ -998,7 +976,7 @@
                 <w:sz w:val="24"/>
                 <w:szCs w:val="24"/>
               </w:rPr>
-              <w:t>&lt;NAME OF VARIABLE</w:t>
+              <w:t>NAME OF VARIABLE</w:t>
             </w:r>
             <w:r>
               <w:rPr>
@@ -1012,15 +990,6 @@
             <w:r>
               <w:rPr>
                 <w:rFonts w:ascii="Courier New" w:hAnsi="Courier New" w:cs="Courier New"/>
-                <w:color w:val="FF0000"/>
-                <w:sz w:val="24"/>
-                <w:szCs w:val="24"/>
-              </w:rPr>
-              <w:t>&gt;</w:t>
-            </w:r>
-            <w:r>
-              <w:rPr>
-                <w:rFonts w:ascii="Courier New" w:hAnsi="Courier New" w:cs="Courier New"/>
                 <w:sz w:val="24"/>
                 <w:szCs w:val="24"/>
               </w:rPr>
@@ -1052,6 +1021,65 @@
               </w:rPr>
               <w:t>geom_</w:t>
             </w:r>
+            <w:r>
+              <w:rPr>
+                <w:rFonts w:ascii="Courier New" w:hAnsi="Courier New" w:cs="Courier New"/>
+                <w:sz w:val="24"/>
+                <w:szCs w:val="24"/>
+              </w:rPr>
+              <w:t>bar</w:t>
+            </w:r>
+            <w:proofErr w:type="spellEnd"/>
+            <w:r>
+              <w:rPr>
+                <w:rFonts w:ascii="Courier New" w:hAnsi="Courier New" w:cs="Courier New"/>
+                <w:sz w:val="24"/>
+                <w:szCs w:val="24"/>
+              </w:rPr>
+              <w:t>(</w:t>
+            </w:r>
+            <w:r>
+              <w:rPr>
+                <w:rFonts w:ascii="Courier New" w:hAnsi="Courier New" w:cs="Courier New"/>
+                <w:sz w:val="24"/>
+                <w:szCs w:val="24"/>
+              </w:rPr>
+              <w:t xml:space="preserve">position = </w:t>
+            </w:r>
+            <w:r>
+              <w:rPr>
+                <w:rFonts w:ascii="Courier New" w:hAnsi="Courier New" w:cs="Courier New"/>
+                <w:color w:val="00B050"/>
+                <w:sz w:val="24"/>
+                <w:szCs w:val="24"/>
+              </w:rPr>
+              <w:t>“stack”</w:t>
+            </w:r>
+            <w:r>
+              <w:rPr>
+                <w:rFonts w:ascii="Courier New" w:hAnsi="Courier New" w:cs="Courier New"/>
+                <w:sz w:val="24"/>
+                <w:szCs w:val="24"/>
+              </w:rPr>
+              <w:t xml:space="preserve">) + </w:t>
+            </w:r>
+          </w:p>
+          <w:p>
+            <w:pPr>
+              <w:rPr>
+                <w:rFonts w:ascii="Courier New" w:hAnsi="Courier New" w:cs="Courier New"/>
+                <w:sz w:val="24"/>
+                <w:szCs w:val="24"/>
+              </w:rPr>
+            </w:pPr>
+            <w:r>
+              <w:rPr>
+                <w:rFonts w:ascii="Courier New" w:hAnsi="Courier New" w:cs="Courier New"/>
+                <w:sz w:val="24"/>
+                <w:szCs w:val="24"/>
+              </w:rPr>
+              <w:t xml:space="preserve">  </w:t>
+            </w:r>
             <w:proofErr w:type="gramStart"/>
             <w:r>
               <w:rPr>
@@ -1059,16 +1087,7 @@
                 <w:sz w:val="24"/>
                 <w:szCs w:val="24"/>
               </w:rPr>
-              <w:t>bar</w:t>
-            </w:r>
-            <w:proofErr w:type="spellEnd"/>
-            <w:r>
-              <w:rPr>
-                <w:rFonts w:ascii="Courier New" w:hAnsi="Courier New" w:cs="Courier New"/>
-                <w:sz w:val="24"/>
-                <w:szCs w:val="24"/>
-              </w:rPr>
-              <w:t>(</w:t>
+              <w:t>labs(</w:t>
             </w:r>
             <w:proofErr w:type="gramEnd"/>
             <w:r>
@@ -1077,58 +1096,6 @@
                 <w:sz w:val="24"/>
                 <w:szCs w:val="24"/>
               </w:rPr>
-              <w:t xml:space="preserve">position = </w:t>
-            </w:r>
-            <w:r>
-              <w:rPr>
-                <w:rFonts w:ascii="Courier New" w:hAnsi="Courier New" w:cs="Courier New"/>
-                <w:color w:val="00B050"/>
-                <w:sz w:val="24"/>
-                <w:szCs w:val="24"/>
-              </w:rPr>
-              <w:t>“stack”</w:t>
-            </w:r>
-            <w:r>
-              <w:rPr>
-                <w:rFonts w:ascii="Courier New" w:hAnsi="Courier New" w:cs="Courier New"/>
-                <w:sz w:val="24"/>
-                <w:szCs w:val="24"/>
-              </w:rPr>
-              <w:t xml:space="preserve">) + </w:t>
-            </w:r>
-          </w:p>
-          <w:p>
-            <w:pPr>
-              <w:rPr>
-                <w:rFonts w:ascii="Courier New" w:hAnsi="Courier New" w:cs="Courier New"/>
-                <w:sz w:val="24"/>
-                <w:szCs w:val="24"/>
-              </w:rPr>
-            </w:pPr>
-            <w:r>
-              <w:rPr>
-                <w:rFonts w:ascii="Courier New" w:hAnsi="Courier New" w:cs="Courier New"/>
-                <w:sz w:val="24"/>
-                <w:szCs w:val="24"/>
-              </w:rPr>
-              <w:t xml:space="preserve">  </w:t>
-            </w:r>
-            <w:proofErr w:type="gramStart"/>
-            <w:r>
-              <w:rPr>
-                <w:rFonts w:ascii="Courier New" w:hAnsi="Courier New" w:cs="Courier New"/>
-                <w:sz w:val="24"/>
-                <w:szCs w:val="24"/>
-              </w:rPr>
-              <w:t>labs(</w:t>
-            </w:r>
-            <w:proofErr w:type="gramEnd"/>
-            <w:r>
-              <w:rPr>
-                <w:rFonts w:ascii="Courier New" w:hAnsi="Courier New" w:cs="Courier New"/>
-                <w:sz w:val="24"/>
-                <w:szCs w:val="24"/>
-              </w:rPr>
               <w:t>x = "</w:t>
             </w:r>
             <w:r>
@@ -1138,7 +1105,7 @@
                 <w:sz w:val="24"/>
                 <w:szCs w:val="24"/>
               </w:rPr>
-              <w:t>&lt;TITLE FOR THE X-AXIS&gt;</w:t>
+              <w:t>TITLE FOR THE X-AXIS</w:t>
             </w:r>
             <w:r>
               <w:rPr>
@@ -1206,13 +1173,7 @@
               <w:t xml:space="preserve"> </w:t>
             </w:r>
             <w:r>
-              <w:t>I</w:t>
-            </w:r>
-            <w:r>
-              <w:t>f you want a side-by-side bar plot you need to change</w:t>
-            </w:r>
-            <w:r>
-              <w:t xml:space="preserve"> </w:t>
+              <w:t xml:space="preserve">If you want a side-by-side bar plot you need to change </w:t>
             </w:r>
             <w:r>
               <w:rPr>
@@ -1227,10 +1188,13 @@
               <w:t xml:space="preserve"> to </w:t>
             </w:r>
             <w:r>
-              <w:t xml:space="preserve">“dodge”. If you want a filled bar plot, you need </w:t>
-            </w:r>
-            <w:r>
-              <w:t xml:space="preserve">change </w:t>
+              <w:rPr>
+                <w:color w:val="00B050"/>
+              </w:rPr>
+              <w:t>“dodge”</w:t>
+            </w:r>
+            <w:r>
+              <w:t xml:space="preserve">. If you want a filled bar plot, you need change </w:t>
             </w:r>
             <w:r>
               <w:rPr>
@@ -1330,7 +1294,16 @@
                 <w:sz w:val="24"/>
                 <w:szCs w:val="24"/>
               </w:rPr>
-              <w:t>&lt;NAME OF DATASET&gt;</w:t>
+              <w:t xml:space="preserve">NAME OF DATASET </w:t>
+            </w:r>
+            <w:r>
+              <w:rPr>
+                <w:rFonts w:ascii="Courier New" w:hAnsi="Courier New" w:cs="Courier New"/>
+                <w:color w:val="000000" w:themeColor="text1"/>
+                <w:sz w:val="24"/>
+                <w:szCs w:val="24"/>
+              </w:rPr>
+              <w:t>%&gt;%</w:t>
             </w:r>
             <w:r>
               <w:rPr>
@@ -1341,15 +1314,6 @@
               </w:rPr>
               <w:t xml:space="preserve"> </w:t>
             </w:r>
-            <w:r>
-              <w:rPr>
-                <w:rFonts w:ascii="Courier New" w:hAnsi="Courier New" w:cs="Courier New"/>
-                <w:color w:val="000000" w:themeColor="text1"/>
-                <w:sz w:val="24"/>
-                <w:szCs w:val="24"/>
-              </w:rPr>
-              <w:t>%&gt;%</w:t>
-            </w:r>
           </w:p>
           <w:p>
             <w:pPr>
@@ -1369,16 +1333,6 @@
               </w:rPr>
               <w:t xml:space="preserve">   </w:t>
             </w:r>
-            <w:proofErr w:type="spellStart"/>
-            <w:r>
-              <w:rPr>
-                <w:rFonts w:ascii="Courier New" w:hAnsi="Courier New" w:cs="Courier New"/>
-                <w:color w:val="000000" w:themeColor="text1"/>
-                <w:sz w:val="24"/>
-                <w:szCs w:val="24"/>
-              </w:rPr>
-              <w:t>group_</w:t>
-            </w:r>
             <w:proofErr w:type="gramStart"/>
             <w:r>
               <w:rPr>
@@ -1387,17 +1341,7 @@
                 <w:sz w:val="24"/>
                 <w:szCs w:val="24"/>
               </w:rPr>
-              <w:t>by</w:t>
-            </w:r>
-            <w:proofErr w:type="spellEnd"/>
-            <w:r>
-              <w:rPr>
-                <w:rFonts w:ascii="Courier New" w:hAnsi="Courier New" w:cs="Courier New"/>
-                <w:color w:val="000000" w:themeColor="text1"/>
-                <w:sz w:val="24"/>
-                <w:szCs w:val="24"/>
-              </w:rPr>
-              <w:t>(</w:t>
+              <w:t>count(</w:t>
             </w:r>
             <w:proofErr w:type="gramEnd"/>
             <w:r>
@@ -1407,63 +1351,35 @@
                 <w:sz w:val="24"/>
                 <w:szCs w:val="24"/>
               </w:rPr>
-              <w:t>&lt;NAME OF VARIABLE&gt;</w:t>
-            </w:r>
-            <w:r>
-              <w:rPr>
-                <w:rFonts w:ascii="Courier New" w:hAnsi="Courier New" w:cs="Courier New"/>
-                <w:color w:val="000000" w:themeColor="text1"/>
-                <w:sz w:val="24"/>
-                <w:szCs w:val="24"/>
-              </w:rPr>
-              <w:t>) %&gt;%</w:t>
-            </w:r>
-          </w:p>
-          <w:p>
-            <w:pPr>
-              <w:rPr>
-                <w:rFonts w:ascii="Courier New" w:hAnsi="Courier New" w:cs="Courier New"/>
-                <w:sz w:val="24"/>
-                <w:szCs w:val="24"/>
-              </w:rPr>
-            </w:pPr>
-            <w:r>
-              <w:rPr>
-                <w:rFonts w:ascii="Courier New" w:hAnsi="Courier New" w:cs="Courier New"/>
-                <w:sz w:val="24"/>
-                <w:szCs w:val="24"/>
-              </w:rPr>
-              <w:t xml:space="preserve">   </w:t>
-            </w:r>
-            <w:proofErr w:type="gramStart"/>
-            <w:r>
-              <w:rPr>
-                <w:rFonts w:ascii="Courier New" w:hAnsi="Courier New" w:cs="Courier New"/>
-                <w:sz w:val="24"/>
-                <w:szCs w:val="24"/>
-              </w:rPr>
-              <w:t>summarize( n</w:t>
-            </w:r>
-            <w:proofErr w:type="gramEnd"/>
-            <w:r>
-              <w:rPr>
-                <w:rFonts w:ascii="Courier New" w:hAnsi="Courier New" w:cs="Courier New"/>
-                <w:sz w:val="24"/>
-                <w:szCs w:val="24"/>
-              </w:rPr>
-              <w:t xml:space="preserve"> = n() )</w:t>
-            </w:r>
-          </w:p>
-          <w:p>
-            <w:pPr>
-              <w:jc w:val="center"/>
-              <w:rPr>
-                <w:b/>
-                <w:bCs/>
-                <w:sz w:val="28"/>
-                <w:szCs w:val="28"/>
-              </w:rPr>
-            </w:pPr>
+              <w:t>NAME OF VARIABLE</w:t>
+            </w:r>
+            <w:r>
+              <w:rPr>
+                <w:rFonts w:ascii="Courier New" w:hAnsi="Courier New" w:cs="Courier New"/>
+                <w:color w:val="000000" w:themeColor="text1"/>
+                <w:sz w:val="24"/>
+                <w:szCs w:val="24"/>
+              </w:rPr>
+              <w:t>)</w:t>
+            </w:r>
+          </w:p>
+          <w:p>
+            <w:pPr>
+              <w:rPr>
+                <w:b/>
+                <w:bCs/>
+                <w:sz w:val="28"/>
+                <w:szCs w:val="28"/>
+              </w:rPr>
+            </w:pPr>
+            <w:r>
+              <w:rPr>
+                <w:rFonts w:ascii="Courier New" w:hAnsi="Courier New" w:cs="Courier New"/>
+                <w:sz w:val="24"/>
+                <w:szCs w:val="24"/>
+              </w:rPr>
+              <w:t xml:space="preserve"> </w:t>
+            </w:r>
           </w:p>
         </w:tc>
       </w:tr>
@@ -1536,7 +1452,7 @@
                 <w:sz w:val="24"/>
                 <w:szCs w:val="24"/>
               </w:rPr>
-              <w:t xml:space="preserve">&lt;NAME OF DATASET&gt; </w:t>
+              <w:t xml:space="preserve">NAME OF DATASET </w:t>
             </w:r>
             <w:r>
               <w:rPr>
@@ -1547,6 +1463,15 @@
               </w:rPr>
               <w:t>%&gt;%</w:t>
             </w:r>
+            <w:r>
+              <w:rPr>
+                <w:rFonts w:ascii="Courier New" w:hAnsi="Courier New" w:cs="Courier New"/>
+                <w:color w:val="FF0000"/>
+                <w:sz w:val="24"/>
+                <w:szCs w:val="24"/>
+              </w:rPr>
+              <w:t xml:space="preserve"> </w:t>
+            </w:r>
           </w:p>
           <w:p>
             <w:pPr>
@@ -1566,16 +1491,6 @@
               </w:rPr>
               <w:t xml:space="preserve">   </w:t>
             </w:r>
-            <w:proofErr w:type="spellStart"/>
-            <w:r>
-              <w:rPr>
-                <w:rFonts w:ascii="Courier New" w:hAnsi="Courier New" w:cs="Courier New"/>
-                <w:color w:val="000000" w:themeColor="text1"/>
-                <w:sz w:val="24"/>
-                <w:szCs w:val="24"/>
-              </w:rPr>
-              <w:t>group_</w:t>
-            </w:r>
             <w:proofErr w:type="gramStart"/>
             <w:r>
               <w:rPr>
@@ -1584,9 +1499,8 @@
                 <w:sz w:val="24"/>
                 <w:szCs w:val="24"/>
               </w:rPr>
-              <w:t>by</w:t>
-            </w:r>
-            <w:proofErr w:type="spellEnd"/>
+              <w:t>count</w:t>
+            </w:r>
             <w:r>
               <w:rPr>
                 <w:rFonts w:ascii="Courier New" w:hAnsi="Courier New" w:cs="Courier New"/>
@@ -1604,7 +1518,7 @@
                 <w:sz w:val="24"/>
                 <w:szCs w:val="24"/>
               </w:rPr>
-              <w:t>&lt;NAME OF VARIABLE</w:t>
+              <w:t>NAME OF VARIABLE</w:t>
             </w:r>
             <w:r>
               <w:rPr>
@@ -1618,15 +1532,6 @@
             <w:r>
               <w:rPr>
                 <w:rFonts w:ascii="Courier New" w:hAnsi="Courier New" w:cs="Courier New"/>
-                <w:color w:val="FF0000"/>
-                <w:sz w:val="24"/>
-                <w:szCs w:val="24"/>
-              </w:rPr>
-              <w:t>&gt;</w:t>
-            </w:r>
-            <w:r>
-              <w:rPr>
-                <w:rFonts w:ascii="Courier New" w:hAnsi="Courier New" w:cs="Courier New"/>
                 <w:color w:val="000000" w:themeColor="text1"/>
                 <w:sz w:val="24"/>
                 <w:szCs w:val="24"/>
@@ -1649,51 +1554,34 @@
                 <w:sz w:val="24"/>
                 <w:szCs w:val="24"/>
               </w:rPr>
-              <w:t>&lt;NAME OF VARIABLE</w:t>
-            </w:r>
-            <w:r>
-              <w:rPr>
-                <w:rFonts w:ascii="Courier New" w:hAnsi="Courier New" w:cs="Courier New"/>
-                <w:color w:val="FF0000"/>
-                <w:sz w:val="24"/>
-                <w:szCs w:val="24"/>
-              </w:rPr>
-              <w:t xml:space="preserve"> </w:t>
-            </w:r>
-            <w:r>
-              <w:rPr>
-                <w:rFonts w:ascii="Courier New" w:hAnsi="Courier New" w:cs="Courier New"/>
-                <w:color w:val="FF0000"/>
-                <w:sz w:val="24"/>
-                <w:szCs w:val="24"/>
-              </w:rPr>
-              <w:t>2</w:t>
-            </w:r>
-            <w:r>
-              <w:rPr>
-                <w:rFonts w:ascii="Courier New" w:hAnsi="Courier New" w:cs="Courier New"/>
-                <w:color w:val="FF0000"/>
-                <w:sz w:val="24"/>
-                <w:szCs w:val="24"/>
-              </w:rPr>
-              <w:t>&gt;</w:t>
-            </w:r>
-            <w:r>
-              <w:rPr>
-                <w:rFonts w:ascii="Courier New" w:hAnsi="Courier New" w:cs="Courier New"/>
-                <w:color w:val="000000" w:themeColor="text1"/>
-                <w:sz w:val="24"/>
-                <w:szCs w:val="24"/>
-              </w:rPr>
-              <w:t>) %&gt;%</w:t>
-            </w:r>
-          </w:p>
-          <w:p>
-            <w:pPr>
-              <w:rPr>
-                <w:rFonts w:ascii="Courier New" w:hAnsi="Courier New" w:cs="Courier New"/>
-                <w:sz w:val="24"/>
-                <w:szCs w:val="24"/>
+              <w:t>NAME OF VARIABLE</w:t>
+            </w:r>
+            <w:r>
+              <w:rPr>
+                <w:rFonts w:ascii="Courier New" w:hAnsi="Courier New" w:cs="Courier New"/>
+                <w:color w:val="FF0000"/>
+                <w:sz w:val="24"/>
+                <w:szCs w:val="24"/>
+              </w:rPr>
+              <w:t xml:space="preserve"> 2</w:t>
+            </w:r>
+            <w:r>
+              <w:rPr>
+                <w:rFonts w:ascii="Courier New" w:hAnsi="Courier New" w:cs="Courier New"/>
+                <w:color w:val="000000" w:themeColor="text1"/>
+                <w:sz w:val="24"/>
+                <w:szCs w:val="24"/>
+              </w:rPr>
+              <w:t>)</w:t>
+            </w:r>
+          </w:p>
+          <w:p>
+            <w:pPr>
+              <w:rPr>
+                <w:b/>
+                <w:bCs/>
+                <w:sz w:val="28"/>
+                <w:szCs w:val="28"/>
               </w:rPr>
             </w:pPr>
             <w:r>
@@ -1704,35 +1592,6 @@
               </w:rPr>
               <w:t xml:space="preserve">   </w:t>
             </w:r>
-            <w:proofErr w:type="gramStart"/>
-            <w:r>
-              <w:rPr>
-                <w:rFonts w:ascii="Courier New" w:hAnsi="Courier New" w:cs="Courier New"/>
-                <w:sz w:val="24"/>
-                <w:szCs w:val="24"/>
-              </w:rPr>
-              <w:t>summarize( n</w:t>
-            </w:r>
-            <w:proofErr w:type="gramEnd"/>
-            <w:r>
-              <w:rPr>
-                <w:rFonts w:ascii="Courier New" w:hAnsi="Courier New" w:cs="Courier New"/>
-                <w:sz w:val="24"/>
-                <w:szCs w:val="24"/>
-              </w:rPr>
-              <w:t xml:space="preserve"> = n() )</w:t>
-            </w:r>
-          </w:p>
-          <w:p>
-            <w:pPr>
-              <w:jc w:val="center"/>
-              <w:rPr>
-                <w:b/>
-                <w:bCs/>
-                <w:sz w:val="28"/>
-                <w:szCs w:val="28"/>
-              </w:rPr>
-            </w:pPr>
           </w:p>
         </w:tc>
       </w:tr>
@@ -1758,34 +1617,7 @@
                 <w:sz w:val="28"/>
                 <w:szCs w:val="28"/>
               </w:rPr>
-              <w:t xml:space="preserve">Performing a </w:t>
-            </w:r>
-            <w:r>
-              <w:rPr>
-                <w:b/>
-                <w:bCs/>
-                <w:sz w:val="28"/>
-                <w:szCs w:val="28"/>
-              </w:rPr>
-              <w:t>Chi-Squared Goodness-of-Fit Test (</w:t>
-            </w:r>
-            <w:r>
-              <w:rPr>
-                <w:b/>
-                <w:bCs/>
-                <w:sz w:val="28"/>
-                <w:szCs w:val="28"/>
-              </w:rPr>
-              <w:t xml:space="preserve">One </w:t>
-            </w:r>
-            <w:r>
-              <w:rPr>
-                <w:b/>
-                <w:bCs/>
-                <w:sz w:val="28"/>
-                <w:szCs w:val="28"/>
-              </w:rPr>
-              <w:t>Variable)</w:t>
+              <w:t>Creating a Contingency Table of Observations from Two Variables</w:t>
             </w:r>
           </w:p>
           <w:p>
@@ -1803,115 +1635,411 @@
             <w:pPr>
               <w:rPr>
                 <w:rFonts w:ascii="Courier New" w:hAnsi="Courier New" w:cs="Courier New"/>
-                <w:sz w:val="24"/>
-                <w:szCs w:val="24"/>
-              </w:rPr>
-            </w:pPr>
+                <w:color w:val="000000" w:themeColor="text1"/>
+                <w:sz w:val="24"/>
+                <w:szCs w:val="24"/>
+              </w:rPr>
+            </w:pPr>
+            <w:r>
+              <w:rPr>
+                <w:rFonts w:ascii="Courier New" w:hAnsi="Courier New" w:cs="Courier New"/>
+                <w:color w:val="FF0000"/>
+                <w:sz w:val="24"/>
+                <w:szCs w:val="24"/>
+              </w:rPr>
+              <w:t xml:space="preserve">NAME OF DATASET </w:t>
+            </w:r>
+            <w:r>
+              <w:rPr>
+                <w:rFonts w:ascii="Courier New" w:hAnsi="Courier New" w:cs="Courier New"/>
+                <w:color w:val="000000" w:themeColor="text1"/>
+                <w:sz w:val="24"/>
+                <w:szCs w:val="24"/>
+              </w:rPr>
+              <w:t>%&gt;%</w:t>
+            </w:r>
+            <w:r>
+              <w:rPr>
+                <w:rFonts w:ascii="Courier New" w:hAnsi="Courier New" w:cs="Courier New"/>
+                <w:color w:val="FF0000"/>
+                <w:sz w:val="24"/>
+                <w:szCs w:val="24"/>
+              </w:rPr>
+              <w:t xml:space="preserve"> </w:t>
+            </w:r>
+          </w:p>
+          <w:p>
+            <w:pPr>
+              <w:rPr>
+                <w:rFonts w:ascii="Courier New" w:hAnsi="Courier New" w:cs="Courier New"/>
+                <w:color w:val="000000" w:themeColor="text1"/>
+                <w:sz w:val="24"/>
+                <w:szCs w:val="24"/>
+              </w:rPr>
+            </w:pPr>
+            <w:r>
+              <w:rPr>
+                <w:rFonts w:ascii="Courier New" w:hAnsi="Courier New" w:cs="Courier New"/>
+                <w:color w:val="000000" w:themeColor="text1"/>
+                <w:sz w:val="24"/>
+                <w:szCs w:val="24"/>
+              </w:rPr>
+              <w:t xml:space="preserve">   </w:t>
+            </w:r>
+            <w:proofErr w:type="gramStart"/>
+            <w:r>
+              <w:rPr>
+                <w:rFonts w:ascii="Courier New" w:hAnsi="Courier New" w:cs="Courier New"/>
+                <w:color w:val="000000" w:themeColor="text1"/>
+                <w:sz w:val="24"/>
+                <w:szCs w:val="24"/>
+              </w:rPr>
+              <w:t>count</w:t>
+            </w:r>
+            <w:r>
+              <w:rPr>
+                <w:rFonts w:ascii="Courier New" w:hAnsi="Courier New" w:cs="Courier New"/>
+                <w:color w:val="000000" w:themeColor="text1"/>
+                <w:sz w:val="24"/>
+                <w:szCs w:val="24"/>
+              </w:rPr>
+              <w:t>(</w:t>
+            </w:r>
+            <w:proofErr w:type="gramEnd"/>
+            <w:r>
+              <w:rPr>
+                <w:rFonts w:ascii="Courier New" w:hAnsi="Courier New" w:cs="Courier New"/>
+                <w:color w:val="FF0000"/>
+                <w:sz w:val="24"/>
+                <w:szCs w:val="24"/>
+              </w:rPr>
+              <w:t>NAME OF VARIABLE</w:t>
+            </w:r>
+            <w:r>
+              <w:rPr>
+                <w:rFonts w:ascii="Courier New" w:hAnsi="Courier New" w:cs="Courier New"/>
+                <w:color w:val="FF0000"/>
+                <w:sz w:val="24"/>
+                <w:szCs w:val="24"/>
+              </w:rPr>
+              <w:t xml:space="preserve"> 1</w:t>
+            </w:r>
+            <w:r>
+              <w:rPr>
+                <w:rFonts w:ascii="Courier New" w:hAnsi="Courier New" w:cs="Courier New"/>
+                <w:color w:val="000000" w:themeColor="text1"/>
+                <w:sz w:val="24"/>
+                <w:szCs w:val="24"/>
+              </w:rPr>
+              <w:t>,</w:t>
+            </w:r>
+            <w:r>
+              <w:rPr>
+                <w:rFonts w:ascii="Courier New" w:hAnsi="Courier New" w:cs="Courier New"/>
+                <w:color w:val="FF0000"/>
+                <w:sz w:val="24"/>
+                <w:szCs w:val="24"/>
+              </w:rPr>
+              <w:t xml:space="preserve"> </w:t>
+            </w:r>
+            <w:r>
+              <w:rPr>
+                <w:rFonts w:ascii="Courier New" w:hAnsi="Courier New" w:cs="Courier New"/>
+                <w:color w:val="FF0000"/>
+                <w:sz w:val="24"/>
+                <w:szCs w:val="24"/>
+              </w:rPr>
+              <w:t>NAME OF VARIABLE</w:t>
+            </w:r>
+            <w:r>
+              <w:rPr>
+                <w:rFonts w:ascii="Courier New" w:hAnsi="Courier New" w:cs="Courier New"/>
+                <w:color w:val="FF0000"/>
+                <w:sz w:val="24"/>
+                <w:szCs w:val="24"/>
+              </w:rPr>
+              <w:t xml:space="preserve"> 2</w:t>
+            </w:r>
+            <w:r>
+              <w:rPr>
+                <w:rFonts w:ascii="Courier New" w:hAnsi="Courier New" w:cs="Courier New"/>
+                <w:color w:val="000000" w:themeColor="text1"/>
+                <w:sz w:val="24"/>
+                <w:szCs w:val="24"/>
+              </w:rPr>
+              <w:t>)</w:t>
+            </w:r>
+            <w:r>
+              <w:rPr>
+                <w:rFonts w:ascii="Courier New" w:hAnsi="Courier New" w:cs="Courier New"/>
+                <w:color w:val="000000" w:themeColor="text1"/>
+                <w:sz w:val="24"/>
+                <w:szCs w:val="24"/>
+              </w:rPr>
+              <w:t>%&gt;%</w:t>
+            </w:r>
+            <w:r>
+              <w:rPr>
+                <w:rFonts w:ascii="Courier New" w:hAnsi="Courier New" w:cs="Courier New"/>
+                <w:color w:val="000000" w:themeColor="text1"/>
+                <w:sz w:val="24"/>
+                <w:szCs w:val="24"/>
+              </w:rPr>
+              <w:t xml:space="preserve"> </w:t>
+            </w:r>
+          </w:p>
+          <w:p>
+            <w:pPr>
+              <w:rPr>
+                <w:rFonts w:ascii="Courier New" w:hAnsi="Courier New" w:cs="Courier New"/>
+                <w:color w:val="FF0000"/>
+                <w:sz w:val="24"/>
+                <w:szCs w:val="24"/>
+              </w:rPr>
+            </w:pPr>
+            <w:r>
+              <w:rPr>
+                <w:rFonts w:ascii="Courier New" w:hAnsi="Courier New" w:cs="Courier New"/>
+                <w:color w:val="000000" w:themeColor="text1"/>
+                <w:sz w:val="24"/>
+                <w:szCs w:val="24"/>
+              </w:rPr>
+              <w:t xml:space="preserve">   </w:t>
+            </w:r>
             <w:proofErr w:type="spellStart"/>
             <w:r>
               <w:rPr>
                 <w:rFonts w:ascii="Courier New" w:hAnsi="Courier New" w:cs="Courier New"/>
-                <w:sz w:val="24"/>
-                <w:szCs w:val="24"/>
-              </w:rPr>
-              <w:t>chisq</w:t>
-            </w:r>
-            <w:r>
-              <w:rPr>
-                <w:rFonts w:ascii="Courier New" w:hAnsi="Courier New" w:cs="Courier New"/>
-                <w:sz w:val="24"/>
-                <w:szCs w:val="24"/>
-              </w:rPr>
-              <w:t>_</w:t>
+                <w:color w:val="000000" w:themeColor="text1"/>
+                <w:sz w:val="24"/>
+                <w:szCs w:val="24"/>
+              </w:rPr>
+              <w:t>pivot_</w:t>
             </w:r>
             <w:proofErr w:type="gramStart"/>
             <w:r>
               <w:rPr>
                 <w:rFonts w:ascii="Courier New" w:hAnsi="Courier New" w:cs="Courier New"/>
-                <w:sz w:val="24"/>
-                <w:szCs w:val="24"/>
-              </w:rPr>
-              <w:t>test</w:t>
+                <w:color w:val="000000" w:themeColor="text1"/>
+                <w:sz w:val="24"/>
+                <w:szCs w:val="24"/>
+              </w:rPr>
+              <w:t>wider</w:t>
             </w:r>
             <w:proofErr w:type="spellEnd"/>
             <w:r>
               <w:rPr>
                 <w:rFonts w:ascii="Courier New" w:hAnsi="Courier New" w:cs="Courier New"/>
+                <w:color w:val="000000" w:themeColor="text1"/>
                 <w:sz w:val="24"/>
                 <w:szCs w:val="24"/>
               </w:rPr>
               <w:t>(</w:t>
             </w:r>
+            <w:proofErr w:type="spellStart"/>
             <w:proofErr w:type="gramEnd"/>
             <w:r>
               <w:rPr>
                 <w:rFonts w:ascii="Courier New" w:hAnsi="Courier New" w:cs="Courier New"/>
-                <w:sz w:val="24"/>
-                <w:szCs w:val="24"/>
-              </w:rPr>
-              <w:t xml:space="preserve">x = </w:t>
-            </w:r>
-            <w:r>
-              <w:rPr>
-                <w:rFonts w:ascii="Courier New" w:hAnsi="Courier New" w:cs="Courier New"/>
-                <w:color w:val="FF0000"/>
-                <w:sz w:val="24"/>
-                <w:szCs w:val="24"/>
-              </w:rPr>
-              <w:t>&lt;NAME OF DATASET&gt;</w:t>
-            </w:r>
-            <w:r>
-              <w:rPr>
-                <w:rFonts w:ascii="Courier New" w:hAnsi="Courier New" w:cs="Courier New"/>
-                <w:sz w:val="24"/>
-                <w:szCs w:val="24"/>
-              </w:rPr>
-              <w:t xml:space="preserve">, </w:t>
-            </w:r>
-          </w:p>
-          <w:p>
-            <w:pPr>
-              <w:rPr>
-                <w:rFonts w:ascii="Courier New" w:hAnsi="Courier New" w:cs="Courier New"/>
-                <w:sz w:val="24"/>
-                <w:szCs w:val="24"/>
-              </w:rPr>
-            </w:pPr>
-            <w:r>
-              <w:rPr>
-                <w:rFonts w:ascii="Courier New" w:hAnsi="Courier New" w:cs="Courier New"/>
-                <w:sz w:val="24"/>
-                <w:szCs w:val="24"/>
-              </w:rPr>
-              <w:t xml:space="preserve">       response = </w:t>
-            </w:r>
-            <w:r>
-              <w:rPr>
-                <w:rFonts w:ascii="Courier New" w:hAnsi="Courier New" w:cs="Courier New"/>
-                <w:color w:val="FF0000"/>
-                <w:sz w:val="24"/>
-                <w:szCs w:val="24"/>
-              </w:rPr>
-              <w:t>&lt;NAME OF VARIABLE&gt;</w:t>
-            </w:r>
-            <w:r>
-              <w:rPr>
-                <w:rFonts w:ascii="Courier New" w:hAnsi="Courier New" w:cs="Courier New"/>
-                <w:sz w:val="24"/>
-                <w:szCs w:val="24"/>
-              </w:rPr>
-              <w:t>)</w:t>
-            </w:r>
-          </w:p>
-          <w:p>
-            <w:pPr>
-              <w:rPr>
-                <w:b/>
-                <w:bCs/>
-                <w:sz w:val="28"/>
-                <w:szCs w:val="28"/>
-              </w:rPr>
-            </w:pPr>
+                <w:color w:val="000000" w:themeColor="text1"/>
+                <w:sz w:val="24"/>
+                <w:szCs w:val="24"/>
+              </w:rPr>
+              <w:t>names_from</w:t>
+            </w:r>
+            <w:proofErr w:type="spellEnd"/>
+            <w:r>
+              <w:rPr>
+                <w:rFonts w:ascii="Courier New" w:hAnsi="Courier New" w:cs="Courier New"/>
+                <w:color w:val="000000" w:themeColor="text1"/>
+                <w:sz w:val="24"/>
+                <w:szCs w:val="24"/>
+              </w:rPr>
+              <w:t xml:space="preserve"> = </w:t>
+            </w:r>
+            <w:r>
+              <w:rPr>
+                <w:rFonts w:ascii="Courier New" w:hAnsi="Courier New" w:cs="Courier New"/>
+                <w:color w:val="FF0000"/>
+                <w:sz w:val="24"/>
+                <w:szCs w:val="24"/>
+              </w:rPr>
+              <w:t>NAME OF VARIABLE</w:t>
+            </w:r>
+            <w:r>
+              <w:rPr>
+                <w:rFonts w:ascii="Courier New" w:hAnsi="Courier New" w:cs="Courier New"/>
+                <w:color w:val="FF0000"/>
+                <w:sz w:val="24"/>
+                <w:szCs w:val="24"/>
+              </w:rPr>
+              <w:t xml:space="preserve"> FOR COLUMNS, </w:t>
+            </w:r>
+          </w:p>
+          <w:p>
+            <w:pPr>
+              <w:rPr>
+                <w:rFonts w:ascii="Courier New" w:hAnsi="Courier New" w:cs="Courier New"/>
+                <w:color w:val="000000" w:themeColor="text1"/>
+                <w:sz w:val="24"/>
+                <w:szCs w:val="24"/>
+              </w:rPr>
+            </w:pPr>
+            <w:r>
+              <w:rPr>
+                <w:rFonts w:ascii="Courier New" w:hAnsi="Courier New" w:cs="Courier New"/>
+                <w:color w:val="000000" w:themeColor="text1"/>
+                <w:sz w:val="24"/>
+                <w:szCs w:val="24"/>
+              </w:rPr>
+              <w:t xml:space="preserve">               </w:t>
+            </w:r>
+            <w:proofErr w:type="spellStart"/>
+            <w:r>
+              <w:rPr>
+                <w:rFonts w:ascii="Courier New" w:hAnsi="Courier New" w:cs="Courier New"/>
+                <w:color w:val="000000" w:themeColor="text1"/>
+                <w:sz w:val="24"/>
+                <w:szCs w:val="24"/>
+              </w:rPr>
+              <w:t>values_from</w:t>
+            </w:r>
+            <w:proofErr w:type="spellEnd"/>
+            <w:r>
+              <w:rPr>
+                <w:rFonts w:ascii="Courier New" w:hAnsi="Courier New" w:cs="Courier New"/>
+                <w:color w:val="000000" w:themeColor="text1"/>
+                <w:sz w:val="24"/>
+                <w:szCs w:val="24"/>
+              </w:rPr>
+              <w:t xml:space="preserve"> = n) </w:t>
+            </w:r>
+            <w:r>
+              <w:rPr>
+                <w:rFonts w:ascii="Courier New" w:hAnsi="Courier New" w:cs="Courier New"/>
+                <w:color w:val="000000" w:themeColor="text1"/>
+                <w:sz w:val="24"/>
+                <w:szCs w:val="24"/>
+              </w:rPr>
+              <w:t>%&gt;%</w:t>
+            </w:r>
+            <w:r>
+              <w:rPr>
+                <w:rFonts w:ascii="Courier New" w:hAnsi="Courier New" w:cs="Courier New"/>
+                <w:color w:val="000000" w:themeColor="text1"/>
+                <w:sz w:val="24"/>
+                <w:szCs w:val="24"/>
+              </w:rPr>
+              <w:t xml:space="preserve"> </w:t>
+            </w:r>
+          </w:p>
+          <w:p>
+            <w:pPr>
+              <w:rPr>
+                <w:rFonts w:ascii="Courier New" w:hAnsi="Courier New" w:cs="Courier New"/>
+                <w:color w:val="000000" w:themeColor="text1"/>
+                <w:sz w:val="24"/>
+                <w:szCs w:val="24"/>
+              </w:rPr>
+            </w:pPr>
+            <w:r>
+              <w:rPr>
+                <w:rFonts w:ascii="Courier New" w:hAnsi="Courier New" w:cs="Courier New"/>
+                <w:color w:val="000000" w:themeColor="text1"/>
+                <w:sz w:val="24"/>
+                <w:szCs w:val="24"/>
+              </w:rPr>
+              <w:t xml:space="preserve">   </w:t>
+            </w:r>
+            <w:proofErr w:type="spellStart"/>
+            <w:r>
+              <w:rPr>
+                <w:rFonts w:ascii="Courier New" w:hAnsi="Courier New" w:cs="Courier New"/>
+                <w:color w:val="000000" w:themeColor="text1"/>
+                <w:sz w:val="24"/>
+                <w:szCs w:val="24"/>
+              </w:rPr>
+              <w:t>adorn_</w:t>
+            </w:r>
+            <w:proofErr w:type="gramStart"/>
+            <w:r>
+              <w:rPr>
+                <w:rFonts w:ascii="Courier New" w:hAnsi="Courier New" w:cs="Courier New"/>
+                <w:color w:val="000000" w:themeColor="text1"/>
+                <w:sz w:val="24"/>
+                <w:szCs w:val="24"/>
+              </w:rPr>
+              <w:t>totals</w:t>
+            </w:r>
+            <w:proofErr w:type="spellEnd"/>
+            <w:r>
+              <w:rPr>
+                <w:rFonts w:ascii="Courier New" w:hAnsi="Courier New" w:cs="Courier New"/>
+                <w:color w:val="000000" w:themeColor="text1"/>
+                <w:sz w:val="24"/>
+                <w:szCs w:val="24"/>
+              </w:rPr>
+              <w:t>(</w:t>
+            </w:r>
+            <w:proofErr w:type="gramEnd"/>
+            <w:r>
+              <w:rPr>
+                <w:rFonts w:ascii="Courier New" w:hAnsi="Courier New" w:cs="Courier New"/>
+                <w:color w:val="000000" w:themeColor="text1"/>
+                <w:sz w:val="24"/>
+                <w:szCs w:val="24"/>
+              </w:rPr>
+              <w:t>where = c(“row”, “col”))</w:t>
+            </w:r>
+          </w:p>
+          <w:p>
+            <w:pPr>
+              <w:rPr>
+                <w:rFonts w:ascii="Courier New" w:hAnsi="Courier New" w:cs="Courier New"/>
+                <w:color w:val="000000" w:themeColor="text1"/>
+                <w:sz w:val="24"/>
+                <w:szCs w:val="24"/>
+              </w:rPr>
+            </w:pPr>
+          </w:p>
+          <w:p>
+            <w:pPr>
+              <w:rPr>
+                <w:sz w:val="28"/>
+                <w:szCs w:val="28"/>
+              </w:rPr>
+            </w:pPr>
+            <w:r>
+              <w:rPr>
+                <w:b/>
+                <w:bCs/>
+                <w:i/>
+                <w:iCs/>
+              </w:rPr>
+              <w:t>Note:</w:t>
+            </w:r>
+            <w:r>
+              <w:t xml:space="preserve"> You</w:t>
+            </w:r>
+            <w:r>
+              <w:t xml:space="preserve">r explanatory variable should be in the rows and your response variable should be in the columns. So, the variable you insert into </w:t>
+            </w:r>
+            <w:proofErr w:type="spellStart"/>
+            <w:r>
+              <w:rPr>
+                <w:rFonts w:ascii="Courier New" w:hAnsi="Courier New" w:cs="Courier New"/>
+                <w:sz w:val="20"/>
+                <w:szCs w:val="20"/>
+              </w:rPr>
+              <w:t>names_from</w:t>
+            </w:r>
+            <w:proofErr w:type="spellEnd"/>
+            <w:r>
+              <w:t xml:space="preserve"> should be the response variable you are interested in.  </w:t>
+            </w:r>
+            <w:r>
+              <w:br/>
+            </w:r>
           </w:p>
         </w:tc>
       </w:tr>
@@ -1937,16 +2065,7 @@
                 <w:sz w:val="28"/>
                 <w:szCs w:val="28"/>
               </w:rPr>
-              <w:t>Performing a</w:t>
-            </w:r>
-            <w:r>
-              <w:rPr>
-                <w:b/>
-                <w:bCs/>
-                <w:sz w:val="28"/>
-                <w:szCs w:val="28"/>
-              </w:rPr>
-              <w:t xml:space="preserve"> Chi-Squared Independence / Homogeneity Test (Two Variables)</w:t>
+              <w:t>Performing a Chi-Squared Goodness-of-Fit Test (One Variable)</w:t>
             </w:r>
           </w:p>
           <w:p>
@@ -2019,7 +2138,7 @@
                 <w:sz w:val="24"/>
                 <w:szCs w:val="24"/>
               </w:rPr>
-              <w:t>&lt;NAME OF DATASET&gt;</w:t>
+              <w:t>NAME OF DATASET</w:t>
             </w:r>
             <w:r>
               <w:rPr>
@@ -2034,77 +2153,13 @@
             <w:pPr>
               <w:rPr>
                 <w:rFonts w:ascii="Courier New" w:hAnsi="Courier New" w:cs="Courier New"/>
-                <w:color w:val="FF0000"/>
-                <w:sz w:val="24"/>
-                <w:szCs w:val="24"/>
-              </w:rPr>
-            </w:pPr>
-            <w:r>
-              <w:rPr>
-                <w:rFonts w:ascii="Courier New" w:hAnsi="Courier New" w:cs="Courier New"/>
-                <w:sz w:val="24"/>
-                <w:szCs w:val="24"/>
-              </w:rPr>
-              <w:t xml:space="preserve">       response = </w:t>
-            </w:r>
-            <w:r>
-              <w:rPr>
-                <w:rFonts w:ascii="Courier New" w:hAnsi="Courier New" w:cs="Courier New"/>
-                <w:color w:val="FF0000"/>
-                <w:sz w:val="24"/>
-                <w:szCs w:val="24"/>
-              </w:rPr>
-              <w:t xml:space="preserve">&lt;NAME OF </w:t>
-            </w:r>
-            <w:r>
-              <w:rPr>
-                <w:rFonts w:ascii="Courier New" w:hAnsi="Courier New" w:cs="Courier New"/>
-                <w:color w:val="FF0000"/>
-                <w:sz w:val="24"/>
-                <w:szCs w:val="24"/>
-              </w:rPr>
-              <w:t xml:space="preserve">RESPONSE </w:t>
-            </w:r>
-            <w:r>
-              <w:rPr>
-                <w:rFonts w:ascii="Courier New" w:hAnsi="Courier New" w:cs="Courier New"/>
-                <w:color w:val="FF0000"/>
-                <w:sz w:val="24"/>
-                <w:szCs w:val="24"/>
-              </w:rPr>
-              <w:t>VARIABLE&gt;</w:t>
-            </w:r>
-            <w:r>
-              <w:rPr>
-                <w:rFonts w:ascii="Courier New" w:hAnsi="Courier New" w:cs="Courier New"/>
-                <w:color w:val="000000" w:themeColor="text1"/>
-                <w:sz w:val="24"/>
-                <w:szCs w:val="24"/>
-              </w:rPr>
-              <w:t>,</w:t>
-            </w:r>
-            <w:r>
-              <w:rPr>
-                <w:rFonts w:ascii="Courier New" w:hAnsi="Courier New" w:cs="Courier New"/>
-                <w:color w:val="FF0000"/>
-                <w:sz w:val="24"/>
-                <w:szCs w:val="24"/>
-              </w:rPr>
-              <w:t xml:space="preserve"> </w:t>
-            </w:r>
-          </w:p>
-          <w:p>
-            <w:pPr>
-              <w:rPr>
-                <w:rFonts w:ascii="Courier New" w:hAnsi="Courier New" w:cs="Courier New"/>
-                <w:sz w:val="24"/>
-                <w:szCs w:val="24"/>
-              </w:rPr>
-            </w:pPr>
-            <w:r>
-              <w:rPr>
-                <w:rFonts w:ascii="Courier New" w:hAnsi="Courier New" w:cs="Courier New"/>
-                <w:color w:val="FF0000"/>
+                <w:sz w:val="24"/>
+                <w:szCs w:val="24"/>
+              </w:rPr>
+            </w:pPr>
+            <w:r>
+              <w:rPr>
+                <w:rFonts w:ascii="Courier New" w:hAnsi="Courier New" w:cs="Courier New"/>
                 <w:sz w:val="24"/>
                 <w:szCs w:val="24"/>
               </w:rPr>
@@ -2113,20 +2168,27 @@
             <w:r>
               <w:rPr>
                 <w:rFonts w:ascii="Courier New" w:hAnsi="Courier New" w:cs="Courier New"/>
-                <w:color w:val="000000" w:themeColor="text1"/>
-                <w:sz w:val="24"/>
-                <w:szCs w:val="24"/>
-              </w:rPr>
-              <w:t>explanatory =</w:t>
-            </w:r>
-            <w:r>
-              <w:rPr>
-                <w:rFonts w:ascii="Courier New" w:hAnsi="Courier New" w:cs="Courier New"/>
-                <w:color w:val="FF0000"/>
-                <w:sz w:val="24"/>
-                <w:szCs w:val="24"/>
-              </w:rPr>
-              <w:t xml:space="preserve"> &lt;NAME OF EXPLANATORY VARIABLE&gt;</w:t>
+                <w:sz w:val="24"/>
+                <w:szCs w:val="24"/>
+              </w:rPr>
+              <w:t xml:space="preserve">    </w:t>
+            </w:r>
+            <w:r>
+              <w:rPr>
+                <w:rFonts w:ascii="Courier New" w:hAnsi="Courier New" w:cs="Courier New"/>
+                <w:sz w:val="24"/>
+                <w:szCs w:val="24"/>
+              </w:rPr>
+              <w:t xml:space="preserve">response = </w:t>
+            </w:r>
+            <w:r>
+              <w:rPr>
+                <w:rFonts w:ascii="Courier New" w:hAnsi="Courier New" w:cs="Courier New"/>
+                <w:color w:val="FF0000"/>
+                <w:sz w:val="24"/>
+                <w:szCs w:val="24"/>
+              </w:rPr>
+              <w:t>NAME OF VARIABLE</w:t>
             </w:r>
             <w:r>
               <w:rPr>
@@ -2140,9 +2202,10 @@
           <w:p>
             <w:pPr>
               <w:rPr>
-                <w:rFonts w:ascii="Courier New" w:hAnsi="Courier New" w:cs="Courier New"/>
-                <w:sz w:val="24"/>
-                <w:szCs w:val="24"/>
+                <w:b/>
+                <w:bCs/>
+                <w:sz w:val="28"/>
+                <w:szCs w:val="28"/>
               </w:rPr>
             </w:pPr>
           </w:p>
@@ -2170,16 +2233,7 @@
                 <w:sz w:val="28"/>
                 <w:szCs w:val="28"/>
               </w:rPr>
-              <w:t xml:space="preserve">Obtaining the Sample </w:t>
-            </w:r>
-            <w:r>
-              <w:rPr>
-                <w:b/>
-                <w:bCs/>
-                <w:sz w:val="28"/>
-                <w:szCs w:val="28"/>
-              </w:rPr>
-              <w:t>X-Squared Statistic</w:t>
+              <w:t>Performing a Chi-Squared Independence / Homogeneity Test (Two Variables)</w:t>
             </w:r>
           </w:p>
           <w:p>
@@ -2197,210 +2251,200 @@
             <w:pPr>
               <w:rPr>
                 <w:rFonts w:ascii="Courier New" w:hAnsi="Courier New" w:cs="Courier New"/>
+                <w:sz w:val="24"/>
+                <w:szCs w:val="24"/>
               </w:rPr>
             </w:pPr>
             <w:proofErr w:type="spellStart"/>
             <w:r>
               <w:rPr>
                 <w:rFonts w:ascii="Courier New" w:hAnsi="Courier New" w:cs="Courier New"/>
-                <w:color w:val="000000" w:themeColor="text1"/>
-              </w:rPr>
-              <w:t>obs_</w:t>
-            </w:r>
-            <w:r>
-              <w:rPr>
-                <w:rFonts w:ascii="Courier New" w:hAnsi="Courier New" w:cs="Courier New"/>
-                <w:color w:val="000000" w:themeColor="text1"/>
-              </w:rPr>
-              <w:t>xsq</w:t>
+                <w:sz w:val="24"/>
+                <w:szCs w:val="24"/>
+              </w:rPr>
+              <w:t>chisq</w:t>
+            </w:r>
+            <w:r>
+              <w:rPr>
+                <w:rFonts w:ascii="Courier New" w:hAnsi="Courier New" w:cs="Courier New"/>
+                <w:sz w:val="24"/>
+                <w:szCs w:val="24"/>
+              </w:rPr>
+              <w:t>_</w:t>
+            </w:r>
+            <w:proofErr w:type="gramStart"/>
+            <w:r>
+              <w:rPr>
+                <w:rFonts w:ascii="Courier New" w:hAnsi="Courier New" w:cs="Courier New"/>
+                <w:sz w:val="24"/>
+                <w:szCs w:val="24"/>
+              </w:rPr>
+              <w:t>test</w:t>
             </w:r>
             <w:proofErr w:type="spellEnd"/>
             <w:r>
               <w:rPr>
                 <w:rFonts w:ascii="Courier New" w:hAnsi="Courier New" w:cs="Courier New"/>
-                <w:color w:val="000000" w:themeColor="text1"/>
-              </w:rPr>
-              <w:t xml:space="preserve"> &lt;- </w:t>
-            </w:r>
-            <w:r>
-              <w:rPr>
-                <w:rFonts w:ascii="Courier New" w:hAnsi="Courier New" w:cs="Courier New"/>
-                <w:color w:val="FF0000"/>
-              </w:rPr>
-              <w:t>&lt;NAME OF DATASET&gt;</w:t>
-            </w:r>
-            <w:r>
-              <w:rPr>
-                <w:rFonts w:ascii="Courier New" w:hAnsi="Courier New" w:cs="Courier New"/>
+                <w:sz w:val="24"/>
+                <w:szCs w:val="24"/>
+              </w:rPr>
+              <w:t>(</w:t>
+            </w:r>
+            <w:proofErr w:type="gramEnd"/>
+            <w:r>
+              <w:rPr>
+                <w:rFonts w:ascii="Courier New" w:hAnsi="Courier New" w:cs="Courier New"/>
+                <w:sz w:val="24"/>
+                <w:szCs w:val="24"/>
+              </w:rPr>
+              <w:t xml:space="preserve">x = </w:t>
+            </w:r>
+            <w:r>
+              <w:rPr>
+                <w:rFonts w:ascii="Courier New" w:hAnsi="Courier New" w:cs="Courier New"/>
+                <w:color w:val="FF0000"/>
+                <w:sz w:val="24"/>
+                <w:szCs w:val="24"/>
+              </w:rPr>
+              <w:t>NAME OF DATASET</w:t>
+            </w:r>
+            <w:r>
+              <w:rPr>
+                <w:rFonts w:ascii="Courier New" w:hAnsi="Courier New" w:cs="Courier New"/>
+                <w:sz w:val="24"/>
+                <w:szCs w:val="24"/>
+              </w:rPr>
+              <w:t xml:space="preserve">, </w:t>
+            </w:r>
+          </w:p>
+          <w:p>
+            <w:pPr>
+              <w:rPr>
+                <w:rFonts w:ascii="Courier New" w:hAnsi="Courier New" w:cs="Courier New"/>
+                <w:color w:val="FF0000"/>
+                <w:sz w:val="24"/>
+                <w:szCs w:val="24"/>
+              </w:rPr>
+            </w:pPr>
+            <w:r>
+              <w:rPr>
+                <w:rFonts w:ascii="Courier New" w:hAnsi="Courier New" w:cs="Courier New"/>
+                <w:sz w:val="24"/>
+                <w:szCs w:val="24"/>
+              </w:rPr>
+              <w:t xml:space="preserve">       </w:t>
+            </w:r>
+            <w:r>
+              <w:rPr>
+                <w:rFonts w:ascii="Courier New" w:hAnsi="Courier New" w:cs="Courier New"/>
+                <w:sz w:val="24"/>
+                <w:szCs w:val="24"/>
+              </w:rPr>
+              <w:t xml:space="preserve">    </w:t>
+            </w:r>
+            <w:r>
+              <w:rPr>
+                <w:rFonts w:ascii="Courier New" w:hAnsi="Courier New" w:cs="Courier New"/>
+                <w:sz w:val="24"/>
+                <w:szCs w:val="24"/>
+              </w:rPr>
+              <w:t xml:space="preserve">response = </w:t>
+            </w:r>
+            <w:r>
+              <w:rPr>
+                <w:rFonts w:ascii="Courier New" w:hAnsi="Courier New" w:cs="Courier New"/>
+                <w:color w:val="FF0000"/>
+                <w:sz w:val="24"/>
+                <w:szCs w:val="24"/>
+              </w:rPr>
+              <w:t xml:space="preserve">NAME OF </w:t>
+            </w:r>
+            <w:r>
+              <w:rPr>
+                <w:rFonts w:ascii="Courier New" w:hAnsi="Courier New" w:cs="Courier New"/>
+                <w:color w:val="FF0000"/>
+                <w:sz w:val="24"/>
+                <w:szCs w:val="24"/>
+              </w:rPr>
+              <w:t xml:space="preserve">RESPONSE </w:t>
+            </w:r>
+            <w:r>
+              <w:rPr>
+                <w:rFonts w:ascii="Courier New" w:hAnsi="Courier New" w:cs="Courier New"/>
+                <w:color w:val="FF0000"/>
+                <w:sz w:val="24"/>
+                <w:szCs w:val="24"/>
+              </w:rPr>
+              <w:t>VARIABLE</w:t>
+            </w:r>
+            <w:r>
+              <w:rPr>
+                <w:rFonts w:ascii="Courier New" w:hAnsi="Courier New" w:cs="Courier New"/>
+                <w:color w:val="000000" w:themeColor="text1"/>
+                <w:sz w:val="24"/>
+                <w:szCs w:val="24"/>
+              </w:rPr>
+              <w:t>,</w:t>
+            </w:r>
+            <w:r>
+              <w:rPr>
+                <w:rFonts w:ascii="Courier New" w:hAnsi="Courier New" w:cs="Courier New"/>
+                <w:color w:val="FF0000"/>
+                <w:sz w:val="24"/>
+                <w:szCs w:val="24"/>
               </w:rPr>
               <w:t xml:space="preserve"> </w:t>
             </w:r>
-            <w:r>
-              <w:rPr>
-                <w:rFonts w:ascii="Courier New" w:hAnsi="Courier New" w:cs="Courier New"/>
-              </w:rPr>
-              <w:t>%&gt;%</w:t>
-            </w:r>
-          </w:p>
-          <w:p>
-            <w:pPr>
-              <w:rPr>
-                <w:rFonts w:ascii="Courier New" w:hAnsi="Courier New" w:cs="Courier New"/>
-                <w:color w:val="FF0000"/>
-              </w:rPr>
-            </w:pPr>
-            <w:r>
-              <w:rPr>
-                <w:rFonts w:ascii="Courier New" w:hAnsi="Courier New" w:cs="Courier New"/>
-              </w:rPr>
-              <w:t xml:space="preserve">  </w:t>
-            </w:r>
-            <w:proofErr w:type="gramStart"/>
-            <w:r>
-              <w:rPr>
-                <w:rFonts w:ascii="Courier New" w:hAnsi="Courier New" w:cs="Courier New"/>
-              </w:rPr>
-              <w:t>specify(</w:t>
-            </w:r>
-            <w:proofErr w:type="gramEnd"/>
-            <w:r>
-              <w:rPr>
-                <w:rFonts w:ascii="Courier New" w:hAnsi="Courier New" w:cs="Courier New"/>
-              </w:rPr>
-              <w:t xml:space="preserve">response = </w:t>
-            </w:r>
-            <w:r>
-              <w:rPr>
-                <w:rFonts w:ascii="Courier New" w:hAnsi="Courier New" w:cs="Courier New"/>
-                <w:color w:val="FF0000"/>
-              </w:rPr>
-              <w:t>&lt;</w:t>
-            </w:r>
-            <w:r>
-              <w:rPr>
-                <w:rFonts w:ascii="Courier New" w:hAnsi="Courier New" w:cs="Courier New"/>
-                <w:color w:val="FF0000"/>
-              </w:rPr>
-              <w:t xml:space="preserve">NAME OF RESPONSE </w:t>
-            </w:r>
-            <w:r>
-              <w:rPr>
-                <w:rFonts w:ascii="Courier New" w:hAnsi="Courier New" w:cs="Courier New"/>
-                <w:color w:val="FF0000"/>
-              </w:rPr>
-              <w:t>VARIABLE&gt;</w:t>
-            </w:r>
-            <w:r>
-              <w:rPr>
-                <w:rFonts w:ascii="Courier New" w:hAnsi="Courier New" w:cs="Courier New"/>
-              </w:rPr>
-              <w:t>,</w:t>
-            </w:r>
-            <w:r>
-              <w:rPr>
-                <w:rFonts w:ascii="Courier New" w:hAnsi="Courier New" w:cs="Courier New"/>
-                <w:color w:val="FF0000"/>
-              </w:rPr>
-              <w:t xml:space="preserve"> </w:t>
-            </w:r>
-          </w:p>
-          <w:p>
-            <w:pPr>
-              <w:rPr>
-                <w:rFonts w:ascii="Courier New" w:hAnsi="Courier New" w:cs="Courier New"/>
-              </w:rPr>
-            </w:pPr>
-            <w:r>
-              <w:rPr>
-                <w:rFonts w:ascii="Courier New" w:hAnsi="Courier New" w:cs="Courier New"/>
-              </w:rPr>
-              <w:t xml:space="preserve">          explanatory = </w:t>
-            </w:r>
-            <w:r>
-              <w:rPr>
-                <w:rFonts w:ascii="Courier New" w:hAnsi="Courier New" w:cs="Courier New"/>
-                <w:color w:val="FF0000"/>
-              </w:rPr>
-              <w:t>&lt;</w:t>
-            </w:r>
-            <w:r>
-              <w:rPr>
-                <w:rFonts w:ascii="Courier New" w:hAnsi="Courier New" w:cs="Courier New"/>
-                <w:color w:val="FF0000"/>
-              </w:rPr>
-              <w:t xml:space="preserve">NAME OF EXPLANATORY </w:t>
-            </w:r>
-            <w:r>
-              <w:rPr>
-                <w:rFonts w:ascii="Courier New" w:hAnsi="Courier New" w:cs="Courier New"/>
-                <w:color w:val="FF0000"/>
-              </w:rPr>
-              <w:t>VARIABL</w:t>
-            </w:r>
-            <w:r>
-              <w:rPr>
-                <w:rFonts w:ascii="Courier New" w:hAnsi="Courier New" w:cs="Courier New"/>
-                <w:color w:val="FF0000"/>
-              </w:rPr>
-              <w:t>E</w:t>
-            </w:r>
-            <w:r>
-              <w:rPr>
-                <w:rFonts w:ascii="Courier New" w:hAnsi="Courier New" w:cs="Courier New"/>
-                <w:color w:val="FF0000"/>
-              </w:rPr>
-              <w:t>&gt;</w:t>
-            </w:r>
-            <w:r>
-              <w:rPr>
-                <w:rFonts w:ascii="Courier New" w:hAnsi="Courier New" w:cs="Courier New"/>
-              </w:rPr>
-              <w:t xml:space="preserve">) %&gt;% </w:t>
-            </w:r>
-          </w:p>
-          <w:p>
-            <w:pPr>
-              <w:rPr>
-                <w:rFonts w:ascii="Courier New" w:hAnsi="Courier New" w:cs="Courier New"/>
-              </w:rPr>
-            </w:pPr>
-            <w:r>
-              <w:rPr>
-                <w:rFonts w:ascii="Courier New" w:hAnsi="Courier New" w:cs="Courier New"/>
-              </w:rPr>
-              <w:t xml:space="preserve">  </w:t>
-            </w:r>
-            <w:proofErr w:type="gramStart"/>
-            <w:r>
-              <w:rPr>
-                <w:rFonts w:ascii="Courier New" w:hAnsi="Courier New" w:cs="Courier New"/>
-              </w:rPr>
-              <w:t>calculate(</w:t>
-            </w:r>
-            <w:proofErr w:type="gramEnd"/>
-            <w:r>
-              <w:rPr>
-                <w:rFonts w:ascii="Courier New" w:hAnsi="Courier New" w:cs="Courier New"/>
-              </w:rPr>
-              <w:t>stat = "</w:t>
-            </w:r>
-            <w:proofErr w:type="spellStart"/>
-            <w:r>
-              <w:rPr>
-                <w:rFonts w:ascii="Courier New" w:hAnsi="Courier New" w:cs="Courier New"/>
-              </w:rPr>
-              <w:t>Chisq</w:t>
-            </w:r>
-            <w:proofErr w:type="spellEnd"/>
-            <w:r>
-              <w:rPr>
-                <w:rFonts w:ascii="Courier New" w:hAnsi="Courier New" w:cs="Courier New"/>
-              </w:rPr>
-              <w:t>"</w:t>
-            </w:r>
-            <w:r>
-              <w:rPr>
-                <w:rFonts w:ascii="Courier New" w:hAnsi="Courier New" w:cs="Courier New"/>
+          </w:p>
+          <w:p>
+            <w:pPr>
+              <w:rPr>
+                <w:rFonts w:ascii="Courier New" w:hAnsi="Courier New" w:cs="Courier New"/>
+                <w:sz w:val="24"/>
+                <w:szCs w:val="24"/>
+              </w:rPr>
+            </w:pPr>
+            <w:r>
+              <w:rPr>
+                <w:rFonts w:ascii="Courier New" w:hAnsi="Courier New" w:cs="Courier New"/>
+                <w:color w:val="FF0000"/>
+                <w:sz w:val="24"/>
+                <w:szCs w:val="24"/>
+              </w:rPr>
+              <w:t xml:space="preserve">       </w:t>
+            </w:r>
+            <w:r>
+              <w:rPr>
+                <w:rFonts w:ascii="Courier New" w:hAnsi="Courier New" w:cs="Courier New"/>
+                <w:color w:val="FF0000"/>
+                <w:sz w:val="24"/>
+                <w:szCs w:val="24"/>
+              </w:rPr>
+              <w:t xml:space="preserve">    </w:t>
+            </w:r>
+            <w:r>
+              <w:rPr>
+                <w:rFonts w:ascii="Courier New" w:hAnsi="Courier New" w:cs="Courier New"/>
+                <w:color w:val="000000" w:themeColor="text1"/>
+                <w:sz w:val="24"/>
+                <w:szCs w:val="24"/>
+              </w:rPr>
+              <w:t>explanatory =</w:t>
+            </w:r>
+            <w:r>
+              <w:rPr>
+                <w:rFonts w:ascii="Courier New" w:hAnsi="Courier New" w:cs="Courier New"/>
+                <w:color w:val="FF0000"/>
+                <w:sz w:val="24"/>
+                <w:szCs w:val="24"/>
+              </w:rPr>
+              <w:t xml:space="preserve"> NAME OF EXPLANATORY VARIABLE</w:t>
+            </w:r>
+            <w:r>
+              <w:rPr>
+                <w:rFonts w:ascii="Courier New" w:hAnsi="Courier New" w:cs="Courier New"/>
+                <w:sz w:val="24"/>
+                <w:szCs w:val="24"/>
               </w:rPr>
               <w:t>)</w:t>
             </w:r>
@@ -2408,85 +2452,9 @@
           <w:p>
             <w:pPr>
               <w:rPr>
-                <w:b/>
-                <w:bCs/>
-                <w:i/>
-                <w:iCs/>
-              </w:rPr>
-            </w:pPr>
-          </w:p>
-          <w:p>
-            <w:pPr>
-              <w:rPr>
-                <w:i/>
-                <w:iCs/>
-              </w:rPr>
-            </w:pPr>
-            <w:r>
-              <w:rPr>
-                <w:b/>
-                <w:bCs/>
-                <w:i/>
-                <w:iCs/>
-              </w:rPr>
-              <w:t>Note:</w:t>
-            </w:r>
-            <w:r>
-              <w:rPr>
-                <w:b/>
-                <w:bCs/>
-                <w:i/>
-                <w:iCs/>
-              </w:rPr>
-              <w:t xml:space="preserve"> </w:t>
-            </w:r>
-            <w:r>
-              <w:rPr>
-                <w:i/>
-                <w:iCs/>
-              </w:rPr>
-              <w:t xml:space="preserve">This step </w:t>
-            </w:r>
-            <w:r>
-              <w:rPr>
-                <w:b/>
-                <w:bCs/>
-                <w:i/>
-                <w:iCs/>
-              </w:rPr>
-              <w:t xml:space="preserve">must </w:t>
-            </w:r>
-            <w:r>
-              <w:rPr>
-                <w:i/>
-                <w:iCs/>
-              </w:rPr>
-              <w:t>be done</w:t>
-            </w:r>
-            <w:r>
-              <w:rPr>
-                <w:b/>
-                <w:bCs/>
-                <w:i/>
-                <w:iCs/>
-              </w:rPr>
-              <w:t xml:space="preserve"> before</w:t>
-            </w:r>
-            <w:r>
-              <w:rPr>
-                <w:i/>
-                <w:iCs/>
-              </w:rPr>
-              <w:t xml:space="preserve"> you find your p-value!</w:t>
-            </w:r>
-          </w:p>
-          <w:p>
-            <w:pPr>
-              <w:rPr>
-                <w:b/>
-                <w:bCs/>
-                <w:sz w:val="28"/>
-                <w:szCs w:val="28"/>
+                <w:rFonts w:ascii="Courier New" w:hAnsi="Courier New" w:cs="Courier New"/>
+                <w:sz w:val="24"/>
+                <w:szCs w:val="24"/>
               </w:rPr>
             </w:pPr>
           </w:p>
@@ -2514,6 +2482,329 @@
                 <w:sz w:val="28"/>
                 <w:szCs w:val="28"/>
               </w:rPr>
+              <w:t>Obtaining the Sample X-Squared Statistic</w:t>
+            </w:r>
+          </w:p>
+          <w:p>
+            <w:pPr>
+              <w:jc w:val="center"/>
+              <w:rPr>
+                <w:b/>
+                <w:bCs/>
+                <w:sz w:val="28"/>
+                <w:szCs w:val="28"/>
+              </w:rPr>
+            </w:pPr>
+          </w:p>
+          <w:p>
+            <w:pPr>
+              <w:rPr>
+                <w:rFonts w:ascii="Courier New" w:hAnsi="Courier New" w:cs="Courier New"/>
+              </w:rPr>
+            </w:pPr>
+            <w:proofErr w:type="spellStart"/>
+            <w:r>
+              <w:rPr>
+                <w:rFonts w:ascii="Courier New" w:hAnsi="Courier New" w:cs="Courier New"/>
+                <w:color w:val="000000" w:themeColor="text1"/>
+              </w:rPr>
+              <w:t>obs_xsq</w:t>
+            </w:r>
+            <w:proofErr w:type="spellEnd"/>
+            <w:r>
+              <w:rPr>
+                <w:rFonts w:ascii="Courier New" w:hAnsi="Courier New" w:cs="Courier New"/>
+                <w:color w:val="000000" w:themeColor="text1"/>
+              </w:rPr>
+              <w:t xml:space="preserve"> </w:t>
+            </w:r>
+            <w:r>
+              <w:rPr>
+                <w:rFonts w:ascii="Courier New" w:hAnsi="Courier New" w:cs="Courier New"/>
+                <w:color w:val="000000" w:themeColor="text1"/>
+              </w:rPr>
+              <w:t>&lt;</w:t>
+            </w:r>
+            <w:r>
+              <w:rPr>
+                <w:rFonts w:ascii="Courier New" w:hAnsi="Courier New" w:cs="Courier New"/>
+                <w:color w:val="000000" w:themeColor="text1"/>
+              </w:rPr>
+              <w:t xml:space="preserve">- </w:t>
+            </w:r>
+            <w:r>
+              <w:rPr>
+                <w:rFonts w:ascii="Courier New" w:hAnsi="Courier New" w:cs="Courier New"/>
+                <w:color w:val="FF0000"/>
+              </w:rPr>
+              <w:t>NAME OF DATASET</w:t>
+            </w:r>
+            <w:r>
+              <w:rPr>
+                <w:rFonts w:ascii="Courier New" w:hAnsi="Courier New" w:cs="Courier New"/>
+              </w:rPr>
+              <w:t xml:space="preserve"> </w:t>
+            </w:r>
+            <w:r>
+              <w:rPr>
+                <w:rFonts w:ascii="Courier New" w:hAnsi="Courier New" w:cs="Courier New"/>
+                <w:color w:val="000000" w:themeColor="text1"/>
+                <w:sz w:val="24"/>
+                <w:szCs w:val="24"/>
+              </w:rPr>
+              <w:t>%&gt;%</w:t>
+            </w:r>
+          </w:p>
+          <w:p>
+            <w:pPr>
+              <w:rPr>
+                <w:rFonts w:ascii="Courier New" w:hAnsi="Courier New" w:cs="Courier New"/>
+              </w:rPr>
+            </w:pPr>
+            <w:r>
+              <w:rPr>
+                <w:rFonts w:ascii="Courier New" w:hAnsi="Courier New" w:cs="Courier New"/>
+              </w:rPr>
+              <w:t xml:space="preserve">  </w:t>
+            </w:r>
+            <w:proofErr w:type="gramStart"/>
+            <w:r>
+              <w:rPr>
+                <w:rFonts w:ascii="Courier New" w:hAnsi="Courier New" w:cs="Courier New"/>
+              </w:rPr>
+              <w:t>specify(</w:t>
+            </w:r>
+            <w:proofErr w:type="gramEnd"/>
+            <w:r>
+              <w:rPr>
+                <w:rFonts w:ascii="Courier New" w:hAnsi="Courier New" w:cs="Courier New"/>
+              </w:rPr>
+              <w:t xml:space="preserve">response = </w:t>
+            </w:r>
+            <w:r>
+              <w:rPr>
+                <w:rFonts w:ascii="Courier New" w:hAnsi="Courier New" w:cs="Courier New"/>
+                <w:color w:val="FF0000"/>
+              </w:rPr>
+              <w:t xml:space="preserve">NAME OF RESPONSE </w:t>
+            </w:r>
+            <w:r>
+              <w:rPr>
+                <w:rFonts w:ascii="Courier New" w:hAnsi="Courier New" w:cs="Courier New"/>
+                <w:color w:val="FF0000"/>
+              </w:rPr>
+              <w:t>VARIABLE</w:t>
+            </w:r>
+            <w:r>
+              <w:rPr>
+                <w:rFonts w:ascii="Courier New" w:hAnsi="Courier New" w:cs="Courier New"/>
+              </w:rPr>
+              <w:t>,</w:t>
+            </w:r>
+          </w:p>
+          <w:p>
+            <w:pPr>
+              <w:rPr>
+                <w:rFonts w:ascii="Courier New" w:hAnsi="Courier New" w:cs="Courier New"/>
+              </w:rPr>
+            </w:pPr>
+            <w:r>
+              <w:rPr>
+                <w:rFonts w:ascii="Courier New" w:hAnsi="Courier New" w:cs="Courier New"/>
+              </w:rPr>
+              <w:t xml:space="preserve">          explanatory = </w:t>
+            </w:r>
+            <w:r>
+              <w:rPr>
+                <w:rFonts w:ascii="Courier New" w:hAnsi="Courier New" w:cs="Courier New"/>
+                <w:color w:val="FF0000"/>
+              </w:rPr>
+              <w:t xml:space="preserve">NAME OF EXPLANATORY </w:t>
+            </w:r>
+            <w:r>
+              <w:rPr>
+                <w:rFonts w:ascii="Courier New" w:hAnsi="Courier New" w:cs="Courier New"/>
+                <w:color w:val="FF0000"/>
+              </w:rPr>
+              <w:t>VARIABL</w:t>
+            </w:r>
+            <w:r>
+              <w:rPr>
+                <w:rFonts w:ascii="Courier New" w:hAnsi="Courier New" w:cs="Courier New"/>
+                <w:color w:val="FF0000"/>
+              </w:rPr>
+              <w:t>E</w:t>
+            </w:r>
+            <w:r>
+              <w:rPr>
+                <w:rFonts w:ascii="Courier New" w:hAnsi="Courier New" w:cs="Courier New"/>
+              </w:rPr>
+              <w:t xml:space="preserve">) </w:t>
+            </w:r>
+            <w:r>
+              <w:rPr>
+                <w:rFonts w:ascii="Courier New" w:hAnsi="Courier New" w:cs="Courier New"/>
+                <w:color w:val="000000" w:themeColor="text1"/>
+                <w:sz w:val="24"/>
+                <w:szCs w:val="24"/>
+              </w:rPr>
+              <w:t>%&gt;%</w:t>
+            </w:r>
+            <w:r>
+              <w:rPr>
+                <w:rFonts w:ascii="Courier New" w:hAnsi="Courier New" w:cs="Courier New"/>
+              </w:rPr>
+              <w:t xml:space="preserve"> </w:t>
+            </w:r>
+          </w:p>
+          <w:p>
+            <w:pPr>
+              <w:rPr>
+                <w:rFonts w:ascii="Courier New" w:hAnsi="Courier New" w:cs="Courier New"/>
+              </w:rPr>
+            </w:pPr>
+            <w:r>
+              <w:rPr>
+                <w:rFonts w:ascii="Courier New" w:hAnsi="Courier New" w:cs="Courier New"/>
+              </w:rPr>
+              <w:t xml:space="preserve">  </w:t>
+            </w:r>
+            <w:r>
+              <w:rPr>
+                <w:rFonts w:ascii="Courier New" w:hAnsi="Courier New" w:cs="Courier New"/>
+              </w:rPr>
+              <w:t>calculate(stat = "</w:t>
+            </w:r>
+            <w:proofErr w:type="spellStart"/>
+            <w:r>
+              <w:rPr>
+                <w:rFonts w:ascii="Courier New" w:hAnsi="Courier New" w:cs="Courier New"/>
+              </w:rPr>
+              <w:t>Chisq</w:t>
+            </w:r>
+            <w:proofErr w:type="spellEnd"/>
+            <w:r>
+              <w:rPr>
+                <w:rFonts w:ascii="Courier New" w:hAnsi="Courier New" w:cs="Courier New"/>
+              </w:rPr>
+              <w:t>"</w:t>
+            </w:r>
+            <w:r>
+              <w:rPr>
+                <w:rFonts w:ascii="Courier New" w:hAnsi="Courier New" w:cs="Courier New"/>
+              </w:rPr>
+              <w:t>)</w:t>
+            </w:r>
+          </w:p>
+          <w:p>
+            <w:pPr>
+              <w:rPr>
+                <w:b/>
+                <w:bCs/>
+                <w:i/>
+                <w:iCs/>
+              </w:rPr>
+            </w:pPr>
+          </w:p>
+          <w:p>
+            <w:pPr>
+              <w:rPr>
+                <w:i/>
+                <w:iCs/>
+              </w:rPr>
+            </w:pPr>
+            <w:r>
+              <w:rPr>
+                <w:b/>
+                <w:bCs/>
+                <w:i/>
+                <w:iCs/>
+              </w:rPr>
+              <w:t>Note:</w:t>
+            </w:r>
+            <w:r>
+              <w:rPr>
+                <w:b/>
+                <w:bCs/>
+                <w:i/>
+                <w:iCs/>
+              </w:rPr>
+              <w:t xml:space="preserve"> </w:t>
+            </w:r>
+            <w:r>
+              <w:rPr>
+                <w:i/>
+                <w:iCs/>
+              </w:rPr>
+              <w:t xml:space="preserve">This step </w:t>
+            </w:r>
+            <w:r>
+              <w:rPr>
+                <w:b/>
+                <w:bCs/>
+                <w:i/>
+                <w:iCs/>
+              </w:rPr>
+              <w:t xml:space="preserve">must </w:t>
+            </w:r>
+            <w:r>
+              <w:rPr>
+                <w:i/>
+                <w:iCs/>
+              </w:rPr>
+              <w:t>be done</w:t>
+            </w:r>
+            <w:r>
+              <w:rPr>
+                <w:b/>
+                <w:bCs/>
+                <w:i/>
+                <w:iCs/>
+              </w:rPr>
+              <w:t xml:space="preserve"> before</w:t>
+            </w:r>
+            <w:r>
+              <w:rPr>
+                <w:i/>
+                <w:iCs/>
+              </w:rPr>
+              <w:t xml:space="preserve"> you find your p-value!</w:t>
+            </w:r>
+          </w:p>
+          <w:p>
+            <w:pPr>
+              <w:rPr>
+                <w:b/>
+                <w:bCs/>
+                <w:sz w:val="28"/>
+                <w:szCs w:val="28"/>
+              </w:rPr>
+            </w:pPr>
+          </w:p>
+        </w:tc>
+      </w:tr>
+      <w:tr>
+        <w:tc>
+          <w:tcPr>
+            <w:tcW w:w="10800" w:type="dxa"/>
+          </w:tcPr>
+          <w:p>
+            <w:pPr>
+              <w:jc w:val="center"/>
+              <w:rPr>
+                <w:b/>
+                <w:bCs/>
+                <w:sz w:val="28"/>
+                <w:szCs w:val="28"/>
+              </w:rPr>
+            </w:pPr>
+            <w:r>
+              <w:rPr>
+                <w:b/>
+                <w:bCs/>
+                <w:sz w:val="28"/>
+                <w:szCs w:val="28"/>
+              </w:rPr>
               <w:t xml:space="preserve">Obtaining 1000 Permuted </w:t>
             </w:r>
             <w:r>
@@ -2580,7 +2871,7 @@
                 <w:rFonts w:ascii="Courier New" w:hAnsi="Courier New" w:cs="Courier New"/>
                 <w:color w:val="FF0000"/>
               </w:rPr>
-              <w:t>&lt;NAME OF DATASET&gt;</w:t>
+              <w:t>NAME OF DATASET</w:t>
             </w:r>
             <w:r>
               <w:rPr>
@@ -2591,6 +2882,9 @@
             <w:r>
               <w:rPr>
                 <w:rFonts w:ascii="Courier New" w:hAnsi="Courier New" w:cs="Courier New"/>
+                <w:color w:val="000000" w:themeColor="text1"/>
+                <w:sz w:val="24"/>
+                <w:szCs w:val="24"/>
               </w:rPr>
               <w:t>%&gt;%</w:t>
             </w:r>
@@ -2627,7 +2921,7 @@
                 <w:rFonts w:ascii="Courier New" w:hAnsi="Courier New" w:cs="Courier New"/>
                 <w:color w:val="FF0000"/>
               </w:rPr>
-              <w:t xml:space="preserve">&lt;NAME OF </w:t>
+              <w:t xml:space="preserve">NAME OF </w:t>
             </w:r>
             <w:r>
               <w:rPr>
@@ -2648,7 +2942,7 @@
                 <w:rFonts w:ascii="Courier New" w:hAnsi="Courier New" w:cs="Courier New"/>
                 <w:color w:val="FF0000"/>
               </w:rPr>
-              <w:t>VARIABLE&gt;</w:t>
+              <w:t>VARIABLE</w:t>
             </w:r>
             <w:r>
               <w:rPr>
@@ -2681,7 +2975,7 @@
                 <w:rFonts w:ascii="Courier New" w:hAnsi="Courier New" w:cs="Courier New"/>
                 <w:color w:val="FF0000"/>
               </w:rPr>
-              <w:t xml:space="preserve">&lt;NAME OF </w:t>
+              <w:t xml:space="preserve">NAME OF </w:t>
             </w:r>
             <w:r>
               <w:rPr>
@@ -2702,13 +2996,28 @@
                 <w:rFonts w:ascii="Courier New" w:hAnsi="Courier New" w:cs="Courier New"/>
                 <w:color w:val="FF0000"/>
               </w:rPr>
-              <w:t>VARIABLE&gt;</w:t>
-            </w:r>
-            <w:r>
-              <w:rPr>
-                <w:rFonts w:ascii="Courier New" w:hAnsi="Courier New" w:cs="Courier New"/>
-              </w:rPr>
-              <w:t xml:space="preserve">) %&gt;% </w:t>
+              <w:t>VARIABLE</w:t>
+            </w:r>
+            <w:r>
+              <w:rPr>
+                <w:rFonts w:ascii="Courier New" w:hAnsi="Courier New" w:cs="Courier New"/>
+              </w:rPr>
+              <w:t xml:space="preserve">) </w:t>
+            </w:r>
+            <w:r>
+              <w:rPr>
+                <w:rFonts w:ascii="Courier New" w:hAnsi="Courier New" w:cs="Courier New"/>
+                <w:color w:val="000000" w:themeColor="text1"/>
+                <w:sz w:val="24"/>
+                <w:szCs w:val="24"/>
+              </w:rPr>
+              <w:t>%&gt;%</w:t>
+            </w:r>
+            <w:r>
+              <w:rPr>
+                <w:rFonts w:ascii="Courier New" w:hAnsi="Courier New" w:cs="Courier New"/>
+              </w:rPr>
+              <w:t xml:space="preserve"> </w:t>
             </w:r>
           </w:p>
           <w:p>
@@ -2759,7 +3068,16 @@
               <w:rPr>
                 <w:rFonts w:ascii="Courier New" w:hAnsi="Courier New" w:cs="Courier New"/>
               </w:rPr>
-              <w:t xml:space="preserve">") %&gt;% </w:t>
+              <w:t xml:space="preserve">") </w:t>
+            </w:r>
+            <w:r>
+              <w:rPr>
+                <w:rFonts w:ascii="Courier New" w:hAnsi="Courier New" w:cs="Courier New"/>
+                <w:color w:val="000000" w:themeColor="text1"/>
+                <w:sz w:val="24"/>
+                <w:szCs w:val="24"/>
+              </w:rPr>
+              <w:t>%&gt;%</w:t>
             </w:r>
           </w:p>
           <w:p>
@@ -2822,11 +3140,7 @@
         </w:tc>
       </w:tr>
     </w:tbl>
-    <w:p>
-      <w:r>
-        <w:br w:type="page"/>
-      </w:r>
-    </w:p>
+    <w:p/>
     <w:tbl>
       <w:tblPr>
         <w:tblStyle w:val="TableGrid"/>
@@ -2853,7 +3167,6 @@
               </w:rPr>
             </w:pPr>
             <w:r>
-              <w:lastRenderedPageBreak/>
               <w:br w:type="page"/>
             </w:r>
             <w:r>
@@ -2884,21 +3197,12 @@
                 <w:color w:val="000000" w:themeColor="text1"/>
               </w:rPr>
             </w:pPr>
-            <w:proofErr w:type="gramStart"/>
-            <w:r>
-              <w:rPr>
-                <w:rFonts w:ascii="Courier New" w:hAnsi="Courier New" w:cs="Courier New"/>
-                <w:color w:val="000000" w:themeColor="text1"/>
-              </w:rPr>
-              <w:t>visualize(</w:t>
-            </w:r>
-            <w:proofErr w:type="gramEnd"/>
-            <w:r>
-              <w:rPr>
-                <w:rFonts w:ascii="Courier New" w:hAnsi="Courier New" w:cs="Courier New"/>
-                <w:color w:val="000000" w:themeColor="text1"/>
-              </w:rPr>
-              <w:t xml:space="preserve">data = </w:t>
+            <w:r>
+              <w:rPr>
+                <w:rFonts w:ascii="Courier New" w:hAnsi="Courier New" w:cs="Courier New"/>
+                <w:color w:val="000000" w:themeColor="text1"/>
+              </w:rPr>
+              <w:t xml:space="preserve">visualize(data = </w:t>
             </w:r>
             <w:proofErr w:type="spellStart"/>
             <w:r>
@@ -3046,28 +3350,14 @@
               <w:rPr>
                 <w:rFonts w:ascii="Courier New" w:hAnsi="Courier New" w:cs="Courier New"/>
               </w:rPr>
-              <w:t>get_</w:t>
-            </w:r>
-            <w:proofErr w:type="gramStart"/>
-            <w:r>
-              <w:rPr>
-                <w:rFonts w:ascii="Courier New" w:hAnsi="Courier New" w:cs="Courier New"/>
-              </w:rPr>
-              <w:t>pvalue</w:t>
+              <w:t>get_pvalue</w:t>
             </w:r>
             <w:proofErr w:type="spellEnd"/>
             <w:r>
               <w:rPr>
                 <w:rFonts w:ascii="Courier New" w:hAnsi="Courier New" w:cs="Courier New"/>
               </w:rPr>
-              <w:t>(</w:t>
-            </w:r>
-            <w:proofErr w:type="gramEnd"/>
-            <w:r>
-              <w:rPr>
-                <w:rFonts w:ascii="Courier New" w:hAnsi="Courier New" w:cs="Courier New"/>
-              </w:rPr>
-              <w:t xml:space="preserve">x = </w:t>
+              <w:t xml:space="preserve">(x = </w:t>
             </w:r>
             <w:proofErr w:type="spellStart"/>
             <w:r>
@@ -3338,36 +3628,20 @@
   <w:p>
     <w:pPr>
       <w:pStyle w:val="Header"/>
-      <w:rPr>
-        <w:color w:val="FF0000"/>
-      </w:rPr>
     </w:pPr>
     <w:r>
-      <w:rPr>
-        <w:color w:val="FF0000"/>
-      </w:rPr>
-      <w:t>&lt; &gt;</w:t>
+      <w:t xml:space="preserve">Wherever you see </w:t>
     </w:r>
     <w:r>
       <w:rPr>
+        <w:b/>
+        <w:bCs/>
         <w:color w:val="FF0000"/>
       </w:rPr>
-      <w:t xml:space="preserve"> </w:t>
+      <w:t>red characters</w:t>
     </w:r>
     <w:r>
-      <w:t>text</w:t>
-    </w:r>
-    <w:r>
-      <w:t xml:space="preserve"> needs to be removed and replaced by the necessary input! No </w:t>
-    </w:r>
-    <w:r>
-      <w:rPr>
-        <w:color w:val="FF0000"/>
-      </w:rPr>
-      <w:t>&lt; &gt;</w:t>
-    </w:r>
-    <w:r>
-      <w:t xml:space="preserve"> symbols should remain in the code! </w:t>
+      <w:t>, these need to be replaced by your information.</w:t>
     </w:r>
   </w:p>
   <w:p>

--- a/R Resources/weeks7_8_9_notecards.docx
+++ b/R Resources/weeks7_8_9_notecards.docx
@@ -65,33 +65,13 @@
                 <w:szCs w:val="24"/>
               </w:rPr>
             </w:pPr>
-            <w:proofErr w:type="spellStart"/>
-            <w:proofErr w:type="gramStart"/>
-            <w:r>
-              <w:rPr>
-                <w:rFonts w:ascii="Courier New" w:hAnsi="Courier New" w:cs="Courier New"/>
-                <w:sz w:val="24"/>
-                <w:szCs w:val="24"/>
-              </w:rPr>
-              <w:t>ggplot</w:t>
-            </w:r>
-            <w:proofErr w:type="spellEnd"/>
-            <w:r>
-              <w:rPr>
-                <w:rFonts w:ascii="Courier New" w:hAnsi="Courier New" w:cs="Courier New"/>
-                <w:sz w:val="24"/>
-                <w:szCs w:val="24"/>
-              </w:rPr>
-              <w:t>(</w:t>
-            </w:r>
-            <w:proofErr w:type="gramEnd"/>
-            <w:r>
-              <w:rPr>
-                <w:rFonts w:ascii="Courier New" w:hAnsi="Courier New" w:cs="Courier New"/>
-                <w:sz w:val="24"/>
-                <w:szCs w:val="24"/>
-              </w:rPr>
-              <w:t xml:space="preserve">data = </w:t>
+            <w:r>
+              <w:rPr>
+                <w:rFonts w:ascii="Courier New" w:hAnsi="Courier New" w:cs="Courier New"/>
+                <w:sz w:val="24"/>
+                <w:szCs w:val="24"/>
+              </w:rPr>
+              <w:t xml:space="preserve">ggplot(data = </w:t>
             </w:r>
             <w:r>
               <w:rPr>
@@ -125,35 +105,7 @@
                 <w:sz w:val="24"/>
                 <w:szCs w:val="24"/>
               </w:rPr>
-              <w:t xml:space="preserve">       mapping = </w:t>
-            </w:r>
-            <w:proofErr w:type="spellStart"/>
-            <w:proofErr w:type="gramStart"/>
-            <w:r>
-              <w:rPr>
-                <w:rFonts w:ascii="Courier New" w:hAnsi="Courier New" w:cs="Courier New"/>
-                <w:sz w:val="24"/>
-                <w:szCs w:val="24"/>
-              </w:rPr>
-              <w:t>aes</w:t>
-            </w:r>
-            <w:proofErr w:type="spellEnd"/>
-            <w:r>
-              <w:rPr>
-                <w:rFonts w:ascii="Courier New" w:hAnsi="Courier New" w:cs="Courier New"/>
-                <w:sz w:val="24"/>
-                <w:szCs w:val="24"/>
-              </w:rPr>
-              <w:t>(</w:t>
-            </w:r>
-            <w:proofErr w:type="gramEnd"/>
-            <w:r>
-              <w:rPr>
-                <w:rFonts w:ascii="Courier New" w:hAnsi="Courier New" w:cs="Courier New"/>
-                <w:sz w:val="24"/>
-                <w:szCs w:val="24"/>
-              </w:rPr>
-              <w:t xml:space="preserve">x = </w:t>
+              <w:t xml:space="preserve">       mapping = aes(x = </w:t>
             </w:r>
             <w:r>
               <w:rPr>
@@ -187,16 +139,7 @@
                 <w:sz w:val="24"/>
                 <w:szCs w:val="24"/>
               </w:rPr>
-              <w:t xml:space="preserve">  </w:t>
-            </w:r>
-            <w:proofErr w:type="spellStart"/>
-            <w:r>
-              <w:rPr>
-                <w:rFonts w:ascii="Courier New" w:hAnsi="Courier New" w:cs="Courier New"/>
-                <w:sz w:val="24"/>
-                <w:szCs w:val="24"/>
-              </w:rPr>
-              <w:t>geom_</w:t>
+              <w:t xml:space="preserve">  geom_</w:t>
             </w:r>
             <w:r>
               <w:rPr>
@@ -206,7 +149,6 @@
               </w:rPr>
               <w:t>bar</w:t>
             </w:r>
-            <w:proofErr w:type="spellEnd"/>
             <w:r>
               <w:rPr>
                 <w:rFonts w:ascii="Courier New" w:hAnsi="Courier New" w:cs="Courier New"/>
@@ -230,25 +172,7 @@
                 <w:sz w:val="24"/>
                 <w:szCs w:val="24"/>
               </w:rPr>
-              <w:t xml:space="preserve">  </w:t>
-            </w:r>
-            <w:proofErr w:type="gramStart"/>
-            <w:r>
-              <w:rPr>
-                <w:rFonts w:ascii="Courier New" w:hAnsi="Courier New" w:cs="Courier New"/>
-                <w:sz w:val="24"/>
-                <w:szCs w:val="24"/>
-              </w:rPr>
-              <w:t>labs(</w:t>
-            </w:r>
-            <w:proofErr w:type="gramEnd"/>
-            <w:r>
-              <w:rPr>
-                <w:rFonts w:ascii="Courier New" w:hAnsi="Courier New" w:cs="Courier New"/>
-                <w:sz w:val="24"/>
-                <w:szCs w:val="24"/>
-              </w:rPr>
-              <w:t>x = "</w:t>
+              <w:t xml:space="preserve">  labs(x = "</w:t>
             </w:r>
             <w:r>
               <w:rPr>
@@ -449,33 +373,13 @@
                 <w:szCs w:val="24"/>
               </w:rPr>
             </w:pPr>
-            <w:proofErr w:type="spellStart"/>
-            <w:proofErr w:type="gramStart"/>
-            <w:r>
-              <w:rPr>
-                <w:rFonts w:ascii="Courier New" w:hAnsi="Courier New" w:cs="Courier New"/>
-                <w:sz w:val="24"/>
-                <w:szCs w:val="24"/>
-              </w:rPr>
-              <w:t>ggplot</w:t>
-            </w:r>
-            <w:proofErr w:type="spellEnd"/>
-            <w:r>
-              <w:rPr>
-                <w:rFonts w:ascii="Courier New" w:hAnsi="Courier New" w:cs="Courier New"/>
-                <w:sz w:val="24"/>
-                <w:szCs w:val="24"/>
-              </w:rPr>
-              <w:t>(</w:t>
-            </w:r>
-            <w:proofErr w:type="gramEnd"/>
-            <w:r>
-              <w:rPr>
-                <w:rFonts w:ascii="Courier New" w:hAnsi="Courier New" w:cs="Courier New"/>
-                <w:sz w:val="24"/>
-                <w:szCs w:val="24"/>
-              </w:rPr>
-              <w:t xml:space="preserve">data = </w:t>
+            <w:r>
+              <w:rPr>
+                <w:rFonts w:ascii="Courier New" w:hAnsi="Courier New" w:cs="Courier New"/>
+                <w:sz w:val="24"/>
+                <w:szCs w:val="24"/>
+              </w:rPr>
+              <w:t xml:space="preserve">ggplot(data = </w:t>
             </w:r>
             <w:r>
               <w:rPr>
@@ -509,35 +413,7 @@
                 <w:sz w:val="24"/>
                 <w:szCs w:val="24"/>
               </w:rPr>
-              <w:t xml:space="preserve">       mapping = </w:t>
-            </w:r>
-            <w:proofErr w:type="spellStart"/>
-            <w:proofErr w:type="gramStart"/>
-            <w:r>
-              <w:rPr>
-                <w:rFonts w:ascii="Courier New" w:hAnsi="Courier New" w:cs="Courier New"/>
-                <w:sz w:val="24"/>
-                <w:szCs w:val="24"/>
-              </w:rPr>
-              <w:t>aes</w:t>
-            </w:r>
-            <w:proofErr w:type="spellEnd"/>
-            <w:r>
-              <w:rPr>
-                <w:rFonts w:ascii="Courier New" w:hAnsi="Courier New" w:cs="Courier New"/>
-                <w:sz w:val="24"/>
-                <w:szCs w:val="24"/>
-              </w:rPr>
-              <w:t>(</w:t>
-            </w:r>
-            <w:proofErr w:type="gramEnd"/>
-            <w:r>
-              <w:rPr>
-                <w:rFonts w:ascii="Courier New" w:hAnsi="Courier New" w:cs="Courier New"/>
-                <w:sz w:val="24"/>
-                <w:szCs w:val="24"/>
-              </w:rPr>
-              <w:t xml:space="preserve">x = </w:t>
+              <w:t xml:space="preserve">       mapping = aes(x = </w:t>
             </w:r>
             <w:r>
               <w:rPr>
@@ -620,16 +496,7 @@
                 <w:sz w:val="24"/>
                 <w:szCs w:val="24"/>
               </w:rPr>
-              <w:t xml:space="preserve">  </w:t>
-            </w:r>
-            <w:proofErr w:type="spellStart"/>
-            <w:r>
-              <w:rPr>
-                <w:rFonts w:ascii="Courier New" w:hAnsi="Courier New" w:cs="Courier New"/>
-                <w:sz w:val="24"/>
-                <w:szCs w:val="24"/>
-              </w:rPr>
-              <w:t>geom_</w:t>
+              <w:t xml:space="preserve">  geom_</w:t>
             </w:r>
             <w:r>
               <w:rPr>
@@ -639,7 +506,6 @@
               </w:rPr>
               <w:t>bar</w:t>
             </w:r>
-            <w:proofErr w:type="spellEnd"/>
             <w:r>
               <w:rPr>
                 <w:rFonts w:ascii="Courier New" w:hAnsi="Courier New" w:cs="Courier New"/>
@@ -663,25 +529,7 @@
                 <w:sz w:val="24"/>
                 <w:szCs w:val="24"/>
               </w:rPr>
-              <w:t xml:space="preserve">  </w:t>
-            </w:r>
-            <w:proofErr w:type="gramStart"/>
-            <w:r>
-              <w:rPr>
-                <w:rFonts w:ascii="Courier New" w:hAnsi="Courier New" w:cs="Courier New"/>
-                <w:sz w:val="24"/>
-                <w:szCs w:val="24"/>
-              </w:rPr>
-              <w:t>labs(</w:t>
-            </w:r>
-            <w:proofErr w:type="gramEnd"/>
-            <w:r>
-              <w:rPr>
-                <w:rFonts w:ascii="Courier New" w:hAnsi="Courier New" w:cs="Courier New"/>
-                <w:sz w:val="24"/>
-                <w:szCs w:val="24"/>
-              </w:rPr>
-              <w:t>x = "</w:t>
+              <w:t xml:space="preserve">  labs(x = "</w:t>
             </w:r>
             <w:r>
               <w:rPr>
@@ -843,17 +691,135 @@
                 <w:szCs w:val="24"/>
               </w:rPr>
             </w:pPr>
-            <w:proofErr w:type="spellStart"/>
-            <w:proofErr w:type="gramStart"/>
-            <w:r>
-              <w:rPr>
-                <w:rFonts w:ascii="Courier New" w:hAnsi="Courier New" w:cs="Courier New"/>
-                <w:sz w:val="24"/>
-                <w:szCs w:val="24"/>
-              </w:rPr>
-              <w:t>ggplot</w:t>
-            </w:r>
-            <w:proofErr w:type="spellEnd"/>
+            <w:r>
+              <w:rPr>
+                <w:rFonts w:ascii="Courier New" w:hAnsi="Courier New" w:cs="Courier New"/>
+                <w:sz w:val="24"/>
+                <w:szCs w:val="24"/>
+              </w:rPr>
+              <w:t xml:space="preserve">ggplot(data = </w:t>
+            </w:r>
+            <w:r>
+              <w:rPr>
+                <w:rFonts w:ascii="Courier New" w:hAnsi="Courier New" w:cs="Courier New"/>
+                <w:color w:val="FF0000"/>
+                <w:sz w:val="24"/>
+                <w:szCs w:val="24"/>
+              </w:rPr>
+              <w:t>NAME OF DATASET</w:t>
+            </w:r>
+            <w:r>
+              <w:rPr>
+                <w:rFonts w:ascii="Courier New" w:hAnsi="Courier New" w:cs="Courier New"/>
+                <w:sz w:val="24"/>
+                <w:szCs w:val="24"/>
+              </w:rPr>
+              <w:t xml:space="preserve">, </w:t>
+            </w:r>
+          </w:p>
+          <w:p>
+            <w:pPr>
+              <w:rPr>
+                <w:rFonts w:ascii="Courier New" w:hAnsi="Courier New" w:cs="Courier New"/>
+                <w:color w:val="FF0000"/>
+                <w:sz w:val="24"/>
+                <w:szCs w:val="24"/>
+              </w:rPr>
+            </w:pPr>
+            <w:r>
+              <w:rPr>
+                <w:rFonts w:ascii="Courier New" w:hAnsi="Courier New" w:cs="Courier New"/>
+                <w:sz w:val="24"/>
+                <w:szCs w:val="24"/>
+              </w:rPr>
+              <w:t xml:space="preserve">       mapping = aes(x = </w:t>
+            </w:r>
+            <w:r>
+              <w:rPr>
+                <w:rFonts w:ascii="Courier New" w:hAnsi="Courier New" w:cs="Courier New"/>
+                <w:color w:val="FF0000"/>
+                <w:sz w:val="24"/>
+                <w:szCs w:val="24"/>
+              </w:rPr>
+              <w:t>NAME OF VARIABLE</w:t>
+            </w:r>
+            <w:r>
+              <w:rPr>
+                <w:rFonts w:ascii="Courier New" w:hAnsi="Courier New" w:cs="Courier New"/>
+                <w:color w:val="FF0000"/>
+                <w:sz w:val="24"/>
+                <w:szCs w:val="24"/>
+              </w:rPr>
+              <w:t xml:space="preserve"> 1, </w:t>
+            </w:r>
+          </w:p>
+          <w:p>
+            <w:pPr>
+              <w:rPr>
+                <w:rFonts w:ascii="Courier New" w:hAnsi="Courier New" w:cs="Courier New"/>
+                <w:sz w:val="24"/>
+                <w:szCs w:val="24"/>
+              </w:rPr>
+            </w:pPr>
+            <w:r>
+              <w:rPr>
+                <w:rFonts w:ascii="Courier New" w:hAnsi="Courier New" w:cs="Courier New"/>
+                <w:sz w:val="24"/>
+                <w:szCs w:val="24"/>
+              </w:rPr>
+              <w:t xml:space="preserve">                     fill = </w:t>
+            </w:r>
+            <w:r>
+              <w:rPr>
+                <w:rFonts w:ascii="Courier New" w:hAnsi="Courier New" w:cs="Courier New"/>
+                <w:color w:val="FF0000"/>
+                <w:sz w:val="24"/>
+                <w:szCs w:val="24"/>
+              </w:rPr>
+              <w:t>NAME OF VARIABLE</w:t>
+            </w:r>
+            <w:r>
+              <w:rPr>
+                <w:rFonts w:ascii="Courier New" w:hAnsi="Courier New" w:cs="Courier New"/>
+                <w:color w:val="FF0000"/>
+                <w:sz w:val="24"/>
+                <w:szCs w:val="24"/>
+              </w:rPr>
+              <w:t xml:space="preserve"> 2</w:t>
+            </w:r>
+            <w:r>
+              <w:rPr>
+                <w:rFonts w:ascii="Courier New" w:hAnsi="Courier New" w:cs="Courier New"/>
+                <w:sz w:val="24"/>
+                <w:szCs w:val="24"/>
+              </w:rPr>
+              <w:t xml:space="preserve">)) + </w:t>
+            </w:r>
+          </w:p>
+          <w:p>
+            <w:pPr>
+              <w:rPr>
+                <w:rFonts w:ascii="Courier New" w:hAnsi="Courier New" w:cs="Courier New"/>
+                <w:sz w:val="24"/>
+                <w:szCs w:val="24"/>
+              </w:rPr>
+            </w:pPr>
+            <w:r>
+              <w:rPr>
+                <w:rFonts w:ascii="Courier New" w:hAnsi="Courier New" w:cs="Courier New"/>
+                <w:sz w:val="24"/>
+                <w:szCs w:val="24"/>
+              </w:rPr>
+              <w:t xml:space="preserve">  geom_</w:t>
+            </w:r>
+            <w:r>
+              <w:rPr>
+                <w:rFonts w:ascii="Courier New" w:hAnsi="Courier New" w:cs="Courier New"/>
+                <w:sz w:val="24"/>
+                <w:szCs w:val="24"/>
+              </w:rPr>
+              <w:t>bar</w:t>
+            </w:r>
             <w:r>
               <w:rPr>
                 <w:rFonts w:ascii="Courier New" w:hAnsi="Courier New" w:cs="Courier New"/>
@@ -862,182 +828,6 @@
               </w:rPr>
               <w:t>(</w:t>
             </w:r>
-            <w:proofErr w:type="gramEnd"/>
-            <w:r>
-              <w:rPr>
-                <w:rFonts w:ascii="Courier New" w:hAnsi="Courier New" w:cs="Courier New"/>
-                <w:sz w:val="24"/>
-                <w:szCs w:val="24"/>
-              </w:rPr>
-              <w:t xml:space="preserve">data = </w:t>
-            </w:r>
-            <w:r>
-              <w:rPr>
-                <w:rFonts w:ascii="Courier New" w:hAnsi="Courier New" w:cs="Courier New"/>
-                <w:color w:val="FF0000"/>
-                <w:sz w:val="24"/>
-                <w:szCs w:val="24"/>
-              </w:rPr>
-              <w:t>NAME OF DATASET</w:t>
-            </w:r>
-            <w:r>
-              <w:rPr>
-                <w:rFonts w:ascii="Courier New" w:hAnsi="Courier New" w:cs="Courier New"/>
-                <w:sz w:val="24"/>
-                <w:szCs w:val="24"/>
-              </w:rPr>
-              <w:t xml:space="preserve">, </w:t>
-            </w:r>
-          </w:p>
-          <w:p>
-            <w:pPr>
-              <w:rPr>
-                <w:rFonts w:ascii="Courier New" w:hAnsi="Courier New" w:cs="Courier New"/>
-                <w:color w:val="FF0000"/>
-                <w:sz w:val="24"/>
-                <w:szCs w:val="24"/>
-              </w:rPr>
-            </w:pPr>
-            <w:r>
-              <w:rPr>
-                <w:rFonts w:ascii="Courier New" w:hAnsi="Courier New" w:cs="Courier New"/>
-                <w:sz w:val="24"/>
-                <w:szCs w:val="24"/>
-              </w:rPr>
-              <w:t xml:space="preserve">       mapping = </w:t>
-            </w:r>
-            <w:proofErr w:type="spellStart"/>
-            <w:proofErr w:type="gramStart"/>
-            <w:r>
-              <w:rPr>
-                <w:rFonts w:ascii="Courier New" w:hAnsi="Courier New" w:cs="Courier New"/>
-                <w:sz w:val="24"/>
-                <w:szCs w:val="24"/>
-              </w:rPr>
-              <w:t>aes</w:t>
-            </w:r>
-            <w:proofErr w:type="spellEnd"/>
-            <w:r>
-              <w:rPr>
-                <w:rFonts w:ascii="Courier New" w:hAnsi="Courier New" w:cs="Courier New"/>
-                <w:sz w:val="24"/>
-                <w:szCs w:val="24"/>
-              </w:rPr>
-              <w:t>(</w:t>
-            </w:r>
-            <w:proofErr w:type="gramEnd"/>
-            <w:r>
-              <w:rPr>
-                <w:rFonts w:ascii="Courier New" w:hAnsi="Courier New" w:cs="Courier New"/>
-                <w:sz w:val="24"/>
-                <w:szCs w:val="24"/>
-              </w:rPr>
-              <w:t xml:space="preserve">x = </w:t>
-            </w:r>
-            <w:r>
-              <w:rPr>
-                <w:rFonts w:ascii="Courier New" w:hAnsi="Courier New" w:cs="Courier New"/>
-                <w:color w:val="FF0000"/>
-                <w:sz w:val="24"/>
-                <w:szCs w:val="24"/>
-              </w:rPr>
-              <w:t>NAME OF VARIABLE</w:t>
-            </w:r>
-            <w:r>
-              <w:rPr>
-                <w:rFonts w:ascii="Courier New" w:hAnsi="Courier New" w:cs="Courier New"/>
-                <w:color w:val="FF0000"/>
-                <w:sz w:val="24"/>
-                <w:szCs w:val="24"/>
-              </w:rPr>
-              <w:t xml:space="preserve"> 1, </w:t>
-            </w:r>
-          </w:p>
-          <w:p>
-            <w:pPr>
-              <w:rPr>
-                <w:rFonts w:ascii="Courier New" w:hAnsi="Courier New" w:cs="Courier New"/>
-                <w:sz w:val="24"/>
-                <w:szCs w:val="24"/>
-              </w:rPr>
-            </w:pPr>
-            <w:r>
-              <w:rPr>
-                <w:rFonts w:ascii="Courier New" w:hAnsi="Courier New" w:cs="Courier New"/>
-                <w:sz w:val="24"/>
-                <w:szCs w:val="24"/>
-              </w:rPr>
-              <w:t xml:space="preserve">                     fill = </w:t>
-            </w:r>
-            <w:r>
-              <w:rPr>
-                <w:rFonts w:ascii="Courier New" w:hAnsi="Courier New" w:cs="Courier New"/>
-                <w:color w:val="FF0000"/>
-                <w:sz w:val="24"/>
-                <w:szCs w:val="24"/>
-              </w:rPr>
-              <w:t>NAME OF VARIABLE</w:t>
-            </w:r>
-            <w:r>
-              <w:rPr>
-                <w:rFonts w:ascii="Courier New" w:hAnsi="Courier New" w:cs="Courier New"/>
-                <w:color w:val="FF0000"/>
-                <w:sz w:val="24"/>
-                <w:szCs w:val="24"/>
-              </w:rPr>
-              <w:t xml:space="preserve"> 2</w:t>
-            </w:r>
-            <w:r>
-              <w:rPr>
-                <w:rFonts w:ascii="Courier New" w:hAnsi="Courier New" w:cs="Courier New"/>
-                <w:sz w:val="24"/>
-                <w:szCs w:val="24"/>
-              </w:rPr>
-              <w:t xml:space="preserve">)) + </w:t>
-            </w:r>
-          </w:p>
-          <w:p>
-            <w:pPr>
-              <w:rPr>
-                <w:rFonts w:ascii="Courier New" w:hAnsi="Courier New" w:cs="Courier New"/>
-                <w:sz w:val="24"/>
-                <w:szCs w:val="24"/>
-              </w:rPr>
-            </w:pPr>
-            <w:r>
-              <w:rPr>
-                <w:rFonts w:ascii="Courier New" w:hAnsi="Courier New" w:cs="Courier New"/>
-                <w:sz w:val="24"/>
-                <w:szCs w:val="24"/>
-              </w:rPr>
-              <w:t xml:space="preserve">  </w:t>
-            </w:r>
-            <w:proofErr w:type="spellStart"/>
-            <w:r>
-              <w:rPr>
-                <w:rFonts w:ascii="Courier New" w:hAnsi="Courier New" w:cs="Courier New"/>
-                <w:sz w:val="24"/>
-                <w:szCs w:val="24"/>
-              </w:rPr>
-              <w:t>geom_</w:t>
-            </w:r>
-            <w:r>
-              <w:rPr>
-                <w:rFonts w:ascii="Courier New" w:hAnsi="Courier New" w:cs="Courier New"/>
-                <w:sz w:val="24"/>
-                <w:szCs w:val="24"/>
-              </w:rPr>
-              <w:t>bar</w:t>
-            </w:r>
-            <w:proofErr w:type="spellEnd"/>
-            <w:r>
-              <w:rPr>
-                <w:rFonts w:ascii="Courier New" w:hAnsi="Courier New" w:cs="Courier New"/>
-                <w:sz w:val="24"/>
-                <w:szCs w:val="24"/>
-              </w:rPr>
-              <w:t>(</w:t>
-            </w:r>
             <w:r>
               <w:rPr>
                 <w:rFonts w:ascii="Courier New" w:hAnsi="Courier New" w:cs="Courier New"/>
@@ -1049,11 +839,27 @@
             <w:r>
               <w:rPr>
                 <w:rFonts w:ascii="Courier New" w:hAnsi="Courier New" w:cs="Courier New"/>
+                <w:sz w:val="24"/>
+                <w:szCs w:val="24"/>
+              </w:rPr>
+              <w:t>“</w:t>
+            </w:r>
+            <w:r>
+              <w:rPr>
+                <w:rFonts w:ascii="Courier New" w:hAnsi="Courier New" w:cs="Courier New"/>
                 <w:color w:val="00B050"/>
                 <w:sz w:val="24"/>
                 <w:szCs w:val="24"/>
               </w:rPr>
-              <w:t>“stack”</w:t>
+              <w:t>fill</w:t>
+            </w:r>
+            <w:r>
+              <w:rPr>
+                <w:rFonts w:ascii="Courier New" w:hAnsi="Courier New" w:cs="Courier New"/>
+                <w:sz w:val="24"/>
+                <w:szCs w:val="24"/>
+              </w:rPr>
+              <w:t>”</w:t>
             </w:r>
             <w:r>
               <w:rPr>
@@ -1078,25 +884,15 @@
                 <w:sz w:val="24"/>
                 <w:szCs w:val="24"/>
               </w:rPr>
-              <w:t xml:space="preserve">  </w:t>
-            </w:r>
-            <w:proofErr w:type="gramStart"/>
-            <w:r>
-              <w:rPr>
-                <w:rFonts w:ascii="Courier New" w:hAnsi="Courier New" w:cs="Courier New"/>
-                <w:sz w:val="24"/>
-                <w:szCs w:val="24"/>
-              </w:rPr>
-              <w:t>labs(</w:t>
-            </w:r>
-            <w:proofErr w:type="gramEnd"/>
-            <w:r>
-              <w:rPr>
-                <w:rFonts w:ascii="Courier New" w:hAnsi="Courier New" w:cs="Courier New"/>
-                <w:sz w:val="24"/>
-                <w:szCs w:val="24"/>
-              </w:rPr>
-              <w:t>x = "</w:t>
+              <w:t xml:space="preserve">  labs(x = </w:t>
+            </w:r>
+            <w:r>
+              <w:rPr>
+                <w:rFonts w:ascii="Courier New" w:hAnsi="Courier New" w:cs="Courier New"/>
+                <w:sz w:val="24"/>
+                <w:szCs w:val="24"/>
+              </w:rPr>
+              <w:t>“</w:t>
             </w:r>
             <w:r>
               <w:rPr>
@@ -1113,7 +909,15 @@
                 <w:sz w:val="24"/>
                 <w:szCs w:val="24"/>
               </w:rPr>
-              <w:t>")</w:t>
+              <w:t>”</w:t>
+            </w:r>
+            <w:r>
+              <w:rPr>
+                <w:rFonts w:ascii="Courier New" w:hAnsi="Courier New" w:cs="Courier New"/>
+                <w:sz w:val="24"/>
+                <w:szCs w:val="24"/>
+              </w:rPr>
+              <w:t>)</w:t>
             </w:r>
           </w:p>
           <w:p>
@@ -1194,7 +998,13 @@
               <w:t>“dodge”</w:t>
             </w:r>
             <w:r>
-              <w:t xml:space="preserve">. If you want a filled bar plot, you need change </w:t>
+              <w:t xml:space="preserve">. If you want a </w:t>
+            </w:r>
+            <w:r>
+              <w:t>stacked</w:t>
+            </w:r>
+            <w:r>
+              <w:t xml:space="preserve"> bar plot, you need change </w:t>
             </w:r>
             <w:r>
               <w:rPr>
@@ -1218,7 +1028,7 @@
               <w:rPr>
                 <w:color w:val="00B050"/>
               </w:rPr>
-              <w:t>fill</w:t>
+              <w:t>stack</w:t>
             </w:r>
             <w:r>
               <w:rPr>
@@ -1333,7 +1143,6 @@
               </w:rPr>
               <w:t xml:space="preserve">   </w:t>
             </w:r>
-            <w:proofErr w:type="gramStart"/>
             <w:r>
               <w:rPr>
                 <w:rFonts w:ascii="Courier New" w:hAnsi="Courier New" w:cs="Courier New"/>
@@ -1343,7 +1152,6 @@
               </w:rPr>
               <w:t>count(</w:t>
             </w:r>
-            <w:proofErr w:type="gramEnd"/>
             <w:r>
               <w:rPr>
                 <w:rFonts w:ascii="Courier New" w:hAnsi="Courier New" w:cs="Courier New"/>
@@ -1491,7 +1299,6 @@
               </w:rPr>
               <w:t xml:space="preserve">   </w:t>
             </w:r>
-            <w:proofErr w:type="gramStart"/>
             <w:r>
               <w:rPr>
                 <w:rFonts w:ascii="Courier New" w:hAnsi="Courier New" w:cs="Courier New"/>
@@ -1510,7 +1317,6 @@
               </w:rPr>
               <w:t>(</w:t>
             </w:r>
-            <w:proofErr w:type="gramEnd"/>
             <w:r>
               <w:rPr>
                 <w:rFonts w:ascii="Courier New" w:hAnsi="Courier New" w:cs="Courier New"/>
@@ -1686,7 +1492,6 @@
               </w:rPr>
               <w:t xml:space="preserve">   </w:t>
             </w:r>
-            <w:proofErr w:type="gramStart"/>
             <w:r>
               <w:rPr>
                 <w:rFonts w:ascii="Courier New" w:hAnsi="Courier New" w:cs="Courier New"/>
@@ -1705,7 +1510,6 @@
               </w:rPr>
               <w:t>(</w:t>
             </w:r>
-            <w:proofErr w:type="gramEnd"/>
             <w:r>
               <w:rPr>
                 <w:rFonts w:ascii="Courier New" w:hAnsi="Courier New" w:cs="Courier New"/>
@@ -1804,115 +1608,53 @@
                 <w:sz w:val="24"/>
                 <w:szCs w:val="24"/>
               </w:rPr>
-              <w:t xml:space="preserve">   </w:t>
-            </w:r>
-            <w:proofErr w:type="spellStart"/>
-            <w:r>
-              <w:rPr>
-                <w:rFonts w:ascii="Courier New" w:hAnsi="Courier New" w:cs="Courier New"/>
-                <w:color w:val="000000" w:themeColor="text1"/>
-                <w:sz w:val="24"/>
-                <w:szCs w:val="24"/>
-              </w:rPr>
-              <w:t>pivot_</w:t>
-            </w:r>
-            <w:proofErr w:type="gramStart"/>
-            <w:r>
-              <w:rPr>
-                <w:rFonts w:ascii="Courier New" w:hAnsi="Courier New" w:cs="Courier New"/>
-                <w:color w:val="000000" w:themeColor="text1"/>
-                <w:sz w:val="24"/>
-                <w:szCs w:val="24"/>
-              </w:rPr>
-              <w:t>wider</w:t>
-            </w:r>
-            <w:proofErr w:type="spellEnd"/>
-            <w:r>
-              <w:rPr>
-                <w:rFonts w:ascii="Courier New" w:hAnsi="Courier New" w:cs="Courier New"/>
-                <w:color w:val="000000" w:themeColor="text1"/>
-                <w:sz w:val="24"/>
-                <w:szCs w:val="24"/>
-              </w:rPr>
-              <w:t>(</w:t>
-            </w:r>
-            <w:proofErr w:type="spellStart"/>
-            <w:proofErr w:type="gramEnd"/>
-            <w:r>
-              <w:rPr>
-                <w:rFonts w:ascii="Courier New" w:hAnsi="Courier New" w:cs="Courier New"/>
-                <w:color w:val="000000" w:themeColor="text1"/>
-                <w:sz w:val="24"/>
-                <w:szCs w:val="24"/>
-              </w:rPr>
-              <w:t>names_from</w:t>
-            </w:r>
-            <w:proofErr w:type="spellEnd"/>
-            <w:r>
-              <w:rPr>
-                <w:rFonts w:ascii="Courier New" w:hAnsi="Courier New" w:cs="Courier New"/>
-                <w:color w:val="000000" w:themeColor="text1"/>
-                <w:sz w:val="24"/>
-                <w:szCs w:val="24"/>
-              </w:rPr>
-              <w:t xml:space="preserve"> = </w:t>
-            </w:r>
-            <w:r>
-              <w:rPr>
-                <w:rFonts w:ascii="Courier New" w:hAnsi="Courier New" w:cs="Courier New"/>
-                <w:color w:val="FF0000"/>
-                <w:sz w:val="24"/>
-                <w:szCs w:val="24"/>
-              </w:rPr>
-              <w:t>NAME OF VARIABLE</w:t>
-            </w:r>
-            <w:r>
-              <w:rPr>
-                <w:rFonts w:ascii="Courier New" w:hAnsi="Courier New" w:cs="Courier New"/>
-                <w:color w:val="FF0000"/>
-                <w:sz w:val="24"/>
-                <w:szCs w:val="24"/>
-              </w:rPr>
-              <w:t xml:space="preserve"> FOR COLUMNS, </w:t>
-            </w:r>
-          </w:p>
-          <w:p>
-            <w:pPr>
-              <w:rPr>
-                <w:rFonts w:ascii="Courier New" w:hAnsi="Courier New" w:cs="Courier New"/>
-                <w:color w:val="000000" w:themeColor="text1"/>
-                <w:sz w:val="24"/>
-                <w:szCs w:val="24"/>
-              </w:rPr>
-            </w:pPr>
-            <w:r>
-              <w:rPr>
-                <w:rFonts w:ascii="Courier New" w:hAnsi="Courier New" w:cs="Courier New"/>
-                <w:color w:val="000000" w:themeColor="text1"/>
-                <w:sz w:val="24"/>
-                <w:szCs w:val="24"/>
-              </w:rPr>
-              <w:t xml:space="preserve">               </w:t>
-            </w:r>
-            <w:proofErr w:type="spellStart"/>
-            <w:r>
-              <w:rPr>
-                <w:rFonts w:ascii="Courier New" w:hAnsi="Courier New" w:cs="Courier New"/>
-                <w:color w:val="000000" w:themeColor="text1"/>
-                <w:sz w:val="24"/>
-                <w:szCs w:val="24"/>
-              </w:rPr>
-              <w:t>values_from</w:t>
-            </w:r>
-            <w:proofErr w:type="spellEnd"/>
-            <w:r>
-              <w:rPr>
-                <w:rFonts w:ascii="Courier New" w:hAnsi="Courier New" w:cs="Courier New"/>
-                <w:color w:val="000000" w:themeColor="text1"/>
-                <w:sz w:val="24"/>
-                <w:szCs w:val="24"/>
-              </w:rPr>
-              <w:t xml:space="preserve"> = n) </w:t>
+              <w:t xml:space="preserve">   pivot_wider(names_from = </w:t>
+            </w:r>
+            <w:r>
+              <w:rPr>
+                <w:rFonts w:ascii="Courier New" w:hAnsi="Courier New" w:cs="Courier New"/>
+                <w:color w:val="FF0000"/>
+                <w:sz w:val="24"/>
+                <w:szCs w:val="24"/>
+              </w:rPr>
+              <w:t xml:space="preserve">NAME OF </w:t>
+            </w:r>
+            <w:r>
+              <w:rPr>
+                <w:rFonts w:ascii="Courier New" w:hAnsi="Courier New" w:cs="Courier New"/>
+                <w:color w:val="FF0000"/>
+                <w:sz w:val="24"/>
+                <w:szCs w:val="24"/>
+              </w:rPr>
+              <w:t>EXPLANATORY VARIABLE</w:t>
+            </w:r>
+            <w:r>
+              <w:rPr>
+                <w:rFonts w:ascii="Courier New" w:hAnsi="Courier New" w:cs="Courier New"/>
+                <w:color w:val="FF0000"/>
+                <w:sz w:val="24"/>
+                <w:szCs w:val="24"/>
+              </w:rPr>
+              <w:t xml:space="preserve">, </w:t>
+            </w:r>
+          </w:p>
+          <w:p>
+            <w:pPr>
+              <w:rPr>
+                <w:rFonts w:ascii="Courier New" w:hAnsi="Courier New" w:cs="Courier New"/>
+                <w:color w:val="000000" w:themeColor="text1"/>
+                <w:sz w:val="24"/>
+                <w:szCs w:val="24"/>
+              </w:rPr>
+            </w:pPr>
+            <w:r>
+              <w:rPr>
+                <w:rFonts w:ascii="Courier New" w:hAnsi="Courier New" w:cs="Courier New"/>
+                <w:color w:val="000000" w:themeColor="text1"/>
+                <w:sz w:val="24"/>
+                <w:szCs w:val="24"/>
+              </w:rPr>
+              <w:t xml:space="preserve">               values_from = n) </w:t>
             </w:r>
             <w:r>
               <w:rPr>
@@ -1949,47 +1691,7 @@
                 <w:sz w:val="24"/>
                 <w:szCs w:val="24"/>
               </w:rPr>
-              <w:t xml:space="preserve">   </w:t>
-            </w:r>
-            <w:proofErr w:type="spellStart"/>
-            <w:r>
-              <w:rPr>
-                <w:rFonts w:ascii="Courier New" w:hAnsi="Courier New" w:cs="Courier New"/>
-                <w:color w:val="000000" w:themeColor="text1"/>
-                <w:sz w:val="24"/>
-                <w:szCs w:val="24"/>
-              </w:rPr>
-              <w:t>adorn_</w:t>
-            </w:r>
-            <w:proofErr w:type="gramStart"/>
-            <w:r>
-              <w:rPr>
-                <w:rFonts w:ascii="Courier New" w:hAnsi="Courier New" w:cs="Courier New"/>
-                <w:color w:val="000000" w:themeColor="text1"/>
-                <w:sz w:val="24"/>
-                <w:szCs w:val="24"/>
-              </w:rPr>
-              <w:t>totals</w:t>
-            </w:r>
-            <w:proofErr w:type="spellEnd"/>
-            <w:r>
-              <w:rPr>
-                <w:rFonts w:ascii="Courier New" w:hAnsi="Courier New" w:cs="Courier New"/>
-                <w:color w:val="000000" w:themeColor="text1"/>
-                <w:sz w:val="24"/>
-                <w:szCs w:val="24"/>
-              </w:rPr>
-              <w:t>(</w:t>
-            </w:r>
-            <w:proofErr w:type="gramEnd"/>
-            <w:r>
-              <w:rPr>
-                <w:rFonts w:ascii="Courier New" w:hAnsi="Courier New" w:cs="Courier New"/>
-                <w:color w:val="000000" w:themeColor="text1"/>
-                <w:sz w:val="24"/>
-                <w:szCs w:val="24"/>
-              </w:rPr>
-              <w:t>where = c(“row”, “col”))</w:t>
+              <w:t xml:space="preserve">   adorn_totals(where = c(“row”, “col”))</w:t>
             </w:r>
           </w:p>
           <w:p>
@@ -2024,7 +1726,6 @@
             <w:r>
               <w:t xml:space="preserve">r explanatory variable should be in the rows and your response variable should be in the columns. So, the variable you insert into </w:t>
             </w:r>
-            <w:proofErr w:type="spellStart"/>
             <w:r>
               <w:rPr>
                 <w:rFonts w:ascii="Courier New" w:hAnsi="Courier New" w:cs="Courier New"/>
@@ -2033,7 +1734,6 @@
               </w:rPr>
               <w:t>names_from</w:t>
             </w:r>
-            <w:proofErr w:type="spellEnd"/>
             <w:r>
               <w:t xml:space="preserve"> should be the response variable you are interested in.  </w:t>
             </w:r>
@@ -2087,7 +1787,6 @@
                 <w:szCs w:val="24"/>
               </w:rPr>
             </w:pPr>
-            <w:proofErr w:type="spellStart"/>
             <w:r>
               <w:rPr>
                 <w:rFonts w:ascii="Courier New" w:hAnsi="Courier New" w:cs="Courier New"/>
@@ -2102,34 +1801,7 @@
                 <w:sz w:val="24"/>
                 <w:szCs w:val="24"/>
               </w:rPr>
-              <w:t>_</w:t>
-            </w:r>
-            <w:proofErr w:type="gramStart"/>
-            <w:r>
-              <w:rPr>
-                <w:rFonts w:ascii="Courier New" w:hAnsi="Courier New" w:cs="Courier New"/>
-                <w:sz w:val="24"/>
-                <w:szCs w:val="24"/>
-              </w:rPr>
-              <w:t>test</w:t>
-            </w:r>
-            <w:proofErr w:type="spellEnd"/>
-            <w:r>
-              <w:rPr>
-                <w:rFonts w:ascii="Courier New" w:hAnsi="Courier New" w:cs="Courier New"/>
-                <w:sz w:val="24"/>
-                <w:szCs w:val="24"/>
-              </w:rPr>
-              <w:t>(</w:t>
-            </w:r>
-            <w:proofErr w:type="gramEnd"/>
-            <w:r>
-              <w:rPr>
-                <w:rFonts w:ascii="Courier New" w:hAnsi="Courier New" w:cs="Courier New"/>
-                <w:sz w:val="24"/>
-                <w:szCs w:val="24"/>
-              </w:rPr>
-              <w:t xml:space="preserve">x = </w:t>
+              <w:t xml:space="preserve">_test(x = </w:t>
             </w:r>
             <w:r>
               <w:rPr>
@@ -2255,7 +1927,6 @@
                 <w:szCs w:val="24"/>
               </w:rPr>
             </w:pPr>
-            <w:proofErr w:type="spellStart"/>
             <w:r>
               <w:rPr>
                 <w:rFonts w:ascii="Courier New" w:hAnsi="Courier New" w:cs="Courier New"/>
@@ -2270,34 +1941,7 @@
                 <w:sz w:val="24"/>
                 <w:szCs w:val="24"/>
               </w:rPr>
-              <w:t>_</w:t>
-            </w:r>
-            <w:proofErr w:type="gramStart"/>
-            <w:r>
-              <w:rPr>
-                <w:rFonts w:ascii="Courier New" w:hAnsi="Courier New" w:cs="Courier New"/>
-                <w:sz w:val="24"/>
-                <w:szCs w:val="24"/>
-              </w:rPr>
-              <w:t>test</w:t>
-            </w:r>
-            <w:proofErr w:type="spellEnd"/>
-            <w:r>
-              <w:rPr>
-                <w:rFonts w:ascii="Courier New" w:hAnsi="Courier New" w:cs="Courier New"/>
-                <w:sz w:val="24"/>
-                <w:szCs w:val="24"/>
-              </w:rPr>
-              <w:t>(</w:t>
-            </w:r>
-            <w:proofErr w:type="gramEnd"/>
-            <w:r>
-              <w:rPr>
-                <w:rFonts w:ascii="Courier New" w:hAnsi="Courier New" w:cs="Courier New"/>
-                <w:sz w:val="24"/>
-                <w:szCs w:val="24"/>
-              </w:rPr>
-              <w:t xml:space="preserve">x = </w:t>
+              <w:t xml:space="preserve">_test(x = </w:t>
             </w:r>
             <w:r>
               <w:rPr>
@@ -2502,19 +2146,37 @@
                 <w:rFonts w:ascii="Courier New" w:hAnsi="Courier New" w:cs="Courier New"/>
               </w:rPr>
             </w:pPr>
-            <w:proofErr w:type="spellStart"/>
-            <w:r>
-              <w:rPr>
-                <w:rFonts w:ascii="Courier New" w:hAnsi="Courier New" w:cs="Courier New"/>
-                <w:color w:val="000000" w:themeColor="text1"/>
-              </w:rPr>
-              <w:t>obs_xsq</w:t>
-            </w:r>
-            <w:proofErr w:type="spellEnd"/>
-            <w:r>
-              <w:rPr>
-                <w:rFonts w:ascii="Courier New" w:hAnsi="Courier New" w:cs="Courier New"/>
-                <w:color w:val="000000" w:themeColor="text1"/>
+            <w:r>
+              <w:rPr>
+                <w:rFonts w:ascii="Courier New" w:hAnsi="Courier New" w:cs="Courier New"/>
+                <w:color w:val="000000" w:themeColor="text1"/>
+              </w:rPr>
+              <w:t xml:space="preserve">obs_xsq </w:t>
+            </w:r>
+            <w:r>
+              <w:rPr>
+                <w:rFonts w:ascii="Courier New" w:hAnsi="Courier New" w:cs="Courier New"/>
+                <w:color w:val="000000" w:themeColor="text1"/>
+              </w:rPr>
+              <w:t>&lt;</w:t>
+            </w:r>
+            <w:r>
+              <w:rPr>
+                <w:rFonts w:ascii="Courier New" w:hAnsi="Courier New" w:cs="Courier New"/>
+                <w:color w:val="000000" w:themeColor="text1"/>
+              </w:rPr>
+              <w:t xml:space="preserve">- </w:t>
+            </w:r>
+            <w:r>
+              <w:rPr>
+                <w:rFonts w:ascii="Courier New" w:hAnsi="Courier New" w:cs="Courier New"/>
+                <w:color w:val="FF0000"/>
+              </w:rPr>
+              <w:t>NAME OF DATASET</w:t>
+            </w:r>
+            <w:r>
+              <w:rPr>
+                <w:rFonts w:ascii="Courier New" w:hAnsi="Courier New" w:cs="Courier New"/>
               </w:rPr>
               <w:t xml:space="preserve"> </w:t>
             </w:r>
@@ -2522,22 +2184,92 @@
               <w:rPr>
                 <w:rFonts w:ascii="Courier New" w:hAnsi="Courier New" w:cs="Courier New"/>
                 <w:color w:val="000000" w:themeColor="text1"/>
-              </w:rPr>
-              <w:t>&lt;</w:t>
-            </w:r>
-            <w:r>
-              <w:rPr>
-                <w:rFonts w:ascii="Courier New" w:hAnsi="Courier New" w:cs="Courier New"/>
-                <w:color w:val="000000" w:themeColor="text1"/>
-              </w:rPr>
-              <w:t xml:space="preserve">- </w:t>
-            </w:r>
-            <w:r>
-              <w:rPr>
-                <w:rFonts w:ascii="Courier New" w:hAnsi="Courier New" w:cs="Courier New"/>
-                <w:color w:val="FF0000"/>
-              </w:rPr>
-              <w:t>NAME OF DATASET</w:t>
+                <w:sz w:val="24"/>
+                <w:szCs w:val="24"/>
+              </w:rPr>
+              <w:t>%&gt;%</w:t>
+            </w:r>
+          </w:p>
+          <w:p>
+            <w:pPr>
+              <w:rPr>
+                <w:rFonts w:ascii="Courier New" w:hAnsi="Courier New" w:cs="Courier New"/>
+              </w:rPr>
+            </w:pPr>
+            <w:r>
+              <w:rPr>
+                <w:rFonts w:ascii="Courier New" w:hAnsi="Courier New" w:cs="Courier New"/>
+              </w:rPr>
+              <w:t xml:space="preserve">  specify(response = </w:t>
+            </w:r>
+            <w:r>
+              <w:rPr>
+                <w:rFonts w:ascii="Courier New" w:hAnsi="Courier New" w:cs="Courier New"/>
+                <w:color w:val="FF0000"/>
+              </w:rPr>
+              <w:t xml:space="preserve">NAME OF RESPONSE </w:t>
+            </w:r>
+            <w:r>
+              <w:rPr>
+                <w:rFonts w:ascii="Courier New" w:hAnsi="Courier New" w:cs="Courier New"/>
+                <w:color w:val="FF0000"/>
+              </w:rPr>
+              <w:t>VARIABLE</w:t>
+            </w:r>
+            <w:r>
+              <w:rPr>
+                <w:rFonts w:ascii="Courier New" w:hAnsi="Courier New" w:cs="Courier New"/>
+              </w:rPr>
+              <w:t>,</w:t>
+            </w:r>
+          </w:p>
+          <w:p>
+            <w:pPr>
+              <w:rPr>
+                <w:rFonts w:ascii="Courier New" w:hAnsi="Courier New" w:cs="Courier New"/>
+              </w:rPr>
+            </w:pPr>
+            <w:r>
+              <w:rPr>
+                <w:rFonts w:ascii="Courier New" w:hAnsi="Courier New" w:cs="Courier New"/>
+              </w:rPr>
+              <w:t xml:space="preserve">          explanatory = </w:t>
+            </w:r>
+            <w:r>
+              <w:rPr>
+                <w:rFonts w:ascii="Courier New" w:hAnsi="Courier New" w:cs="Courier New"/>
+                <w:color w:val="FF0000"/>
+              </w:rPr>
+              <w:t xml:space="preserve">NAME OF EXPLANATORY </w:t>
+            </w:r>
+            <w:r>
+              <w:rPr>
+                <w:rFonts w:ascii="Courier New" w:hAnsi="Courier New" w:cs="Courier New"/>
+                <w:color w:val="FF0000"/>
+              </w:rPr>
+              <w:t>VARIABL</w:t>
+            </w:r>
+            <w:r>
+              <w:rPr>
+                <w:rFonts w:ascii="Courier New" w:hAnsi="Courier New" w:cs="Courier New"/>
+                <w:color w:val="FF0000"/>
+              </w:rPr>
+              <w:t>E</w:t>
+            </w:r>
+            <w:r>
+              <w:rPr>
+                <w:rFonts w:ascii="Courier New" w:hAnsi="Courier New" w:cs="Courier New"/>
+              </w:rPr>
+              <w:t xml:space="preserve">) </w:t>
+            </w:r>
+            <w:r>
+              <w:rPr>
+                <w:rFonts w:ascii="Courier New" w:hAnsi="Courier New" w:cs="Courier New"/>
+                <w:color w:val="000000" w:themeColor="text1"/>
+                <w:sz w:val="24"/>
+                <w:szCs w:val="24"/>
+              </w:rPr>
+              <w:t>%&gt;%</w:t>
             </w:r>
             <w:r>
               <w:rPr>
@@ -2545,15 +2277,6 @@
               </w:rPr>
               <w:t xml:space="preserve"> </w:t>
             </w:r>
-            <w:r>
-              <w:rPr>
-                <w:rFonts w:ascii="Courier New" w:hAnsi="Courier New" w:cs="Courier New"/>
-                <w:color w:val="000000" w:themeColor="text1"/>
-                <w:sz w:val="24"/>
-                <w:szCs w:val="24"/>
-              </w:rPr>
-              <w:t>%&gt;%</w:t>
-            </w:r>
           </w:p>
           <w:p>
             <w:pPr>
@@ -2567,127 +2290,29 @@
               </w:rPr>
               <w:t xml:space="preserve">  </w:t>
             </w:r>
-            <w:proofErr w:type="gramStart"/>
-            <w:r>
-              <w:rPr>
-                <w:rFonts w:ascii="Courier New" w:hAnsi="Courier New" w:cs="Courier New"/>
-              </w:rPr>
-              <w:t>specify(</w:t>
-            </w:r>
-            <w:proofErr w:type="gramEnd"/>
-            <w:r>
-              <w:rPr>
-                <w:rFonts w:ascii="Courier New" w:hAnsi="Courier New" w:cs="Courier New"/>
-              </w:rPr>
-              <w:t xml:space="preserve">response = </w:t>
-            </w:r>
-            <w:r>
-              <w:rPr>
-                <w:rFonts w:ascii="Courier New" w:hAnsi="Courier New" w:cs="Courier New"/>
-                <w:color w:val="FF0000"/>
-              </w:rPr>
-              <w:t xml:space="preserve">NAME OF RESPONSE </w:t>
-            </w:r>
-            <w:r>
-              <w:rPr>
-                <w:rFonts w:ascii="Courier New" w:hAnsi="Courier New" w:cs="Courier New"/>
-                <w:color w:val="FF0000"/>
-              </w:rPr>
-              <w:t>VARIABLE</w:t>
-            </w:r>
-            <w:r>
-              <w:rPr>
-                <w:rFonts w:ascii="Courier New" w:hAnsi="Courier New" w:cs="Courier New"/>
-              </w:rPr>
-              <w:t>,</w:t>
-            </w:r>
-          </w:p>
-          <w:p>
-            <w:pPr>
-              <w:rPr>
-                <w:rFonts w:ascii="Courier New" w:hAnsi="Courier New" w:cs="Courier New"/>
-              </w:rPr>
-            </w:pPr>
-            <w:r>
-              <w:rPr>
-                <w:rFonts w:ascii="Courier New" w:hAnsi="Courier New" w:cs="Courier New"/>
-              </w:rPr>
-              <w:t xml:space="preserve">          explanatory = </w:t>
-            </w:r>
-            <w:r>
-              <w:rPr>
-                <w:rFonts w:ascii="Courier New" w:hAnsi="Courier New" w:cs="Courier New"/>
-                <w:color w:val="FF0000"/>
-              </w:rPr>
-              <w:t xml:space="preserve">NAME OF EXPLANATORY </w:t>
-            </w:r>
-            <w:r>
-              <w:rPr>
-                <w:rFonts w:ascii="Courier New" w:hAnsi="Courier New" w:cs="Courier New"/>
-                <w:color w:val="FF0000"/>
-              </w:rPr>
-              <w:t>VARIABL</w:t>
-            </w:r>
-            <w:r>
-              <w:rPr>
-                <w:rFonts w:ascii="Courier New" w:hAnsi="Courier New" w:cs="Courier New"/>
-                <w:color w:val="FF0000"/>
-              </w:rPr>
-              <w:t>E</w:t>
-            </w:r>
-            <w:r>
-              <w:rPr>
-                <w:rFonts w:ascii="Courier New" w:hAnsi="Courier New" w:cs="Courier New"/>
-              </w:rPr>
-              <w:t xml:space="preserve">) </w:t>
-            </w:r>
-            <w:r>
-              <w:rPr>
-                <w:rFonts w:ascii="Courier New" w:hAnsi="Courier New" w:cs="Courier New"/>
-                <w:color w:val="000000" w:themeColor="text1"/>
-                <w:sz w:val="24"/>
-                <w:szCs w:val="24"/>
-              </w:rPr>
-              <w:t>%&gt;%</w:t>
-            </w:r>
-            <w:r>
-              <w:rPr>
-                <w:rFonts w:ascii="Courier New" w:hAnsi="Courier New" w:cs="Courier New"/>
-              </w:rPr>
-              <w:t xml:space="preserve"> </w:t>
-            </w:r>
-          </w:p>
-          <w:p>
-            <w:pPr>
-              <w:rPr>
-                <w:rFonts w:ascii="Courier New" w:hAnsi="Courier New" w:cs="Courier New"/>
-              </w:rPr>
-            </w:pPr>
-            <w:r>
-              <w:rPr>
-                <w:rFonts w:ascii="Courier New" w:hAnsi="Courier New" w:cs="Courier New"/>
-              </w:rPr>
-              <w:t xml:space="preserve">  </w:t>
-            </w:r>
-            <w:r>
-              <w:rPr>
-                <w:rFonts w:ascii="Courier New" w:hAnsi="Courier New" w:cs="Courier New"/>
-              </w:rPr>
-              <w:t>calculate(stat = "</w:t>
-            </w:r>
-            <w:proofErr w:type="spellStart"/>
+            <w:r>
+              <w:rPr>
+                <w:rFonts w:ascii="Courier New" w:hAnsi="Courier New" w:cs="Courier New"/>
+              </w:rPr>
+              <w:t xml:space="preserve">calculate(stat = </w:t>
+            </w:r>
+            <w:r>
+              <w:rPr>
+                <w:rFonts w:ascii="Courier New" w:hAnsi="Courier New" w:cs="Courier New"/>
+              </w:rPr>
+              <w:t>“</w:t>
+            </w:r>
             <w:r>
               <w:rPr>
                 <w:rFonts w:ascii="Courier New" w:hAnsi="Courier New" w:cs="Courier New"/>
               </w:rPr>
               <w:t>Chisq</w:t>
             </w:r>
-            <w:proofErr w:type="spellEnd"/>
-            <w:r>
-              <w:rPr>
-                <w:rFonts w:ascii="Courier New" w:hAnsi="Courier New" w:cs="Courier New"/>
-              </w:rPr>
-              <w:t>"</w:t>
+            <w:r>
+              <w:rPr>
+                <w:rFonts w:ascii="Courier New" w:hAnsi="Courier New" w:cs="Courier New"/>
+              </w:rPr>
+              <w:t>”</w:t>
             </w:r>
             <w:r>
               <w:rPr>
@@ -2832,18 +2457,17 @@
               <w:rPr>
                 <w:b/>
                 <w:bCs/>
-                <w:sz w:val="28"/>
-                <w:szCs w:val="28"/>
-              </w:rPr>
-            </w:pPr>
-          </w:p>
-          <w:p>
-            <w:pPr>
-              <w:rPr>
-                <w:rFonts w:ascii="Courier New" w:hAnsi="Courier New" w:cs="Courier New"/>
-              </w:rPr>
-            </w:pPr>
-            <w:proofErr w:type="spellStart"/>
+                <w:sz w:val="16"/>
+                <w:szCs w:val="16"/>
+              </w:rPr>
+            </w:pPr>
+          </w:p>
+          <w:p>
+            <w:pPr>
+              <w:rPr>
+                <w:rFonts w:ascii="Courier New" w:hAnsi="Courier New" w:cs="Courier New"/>
+              </w:rPr>
+            </w:pPr>
             <w:r>
               <w:rPr>
                 <w:rFonts w:ascii="Courier New" w:hAnsi="Courier New" w:cs="Courier New"/>
@@ -2851,7 +2475,6 @@
               </w:rPr>
               <w:t>null_dist</w:t>
             </w:r>
-            <w:proofErr w:type="spellEnd"/>
             <w:r>
               <w:rPr>
                 <w:rFonts w:ascii="Courier New" w:hAnsi="Courier New" w:cs="Courier New"/>
@@ -2900,21 +2523,7 @@
               <w:rPr>
                 <w:rFonts w:ascii="Courier New" w:hAnsi="Courier New" w:cs="Courier New"/>
               </w:rPr>
-              <w:t xml:space="preserve">  </w:t>
-            </w:r>
-            <w:proofErr w:type="gramStart"/>
-            <w:r>
-              <w:rPr>
-                <w:rFonts w:ascii="Courier New" w:hAnsi="Courier New" w:cs="Courier New"/>
-              </w:rPr>
-              <w:t>specify(</w:t>
-            </w:r>
-            <w:proofErr w:type="gramEnd"/>
-            <w:r>
-              <w:rPr>
-                <w:rFonts w:ascii="Courier New" w:hAnsi="Courier New" w:cs="Courier New"/>
-              </w:rPr>
-              <w:t xml:space="preserve">response = </w:t>
+              <w:t xml:space="preserve">  specify(response = </w:t>
             </w:r>
             <w:r>
               <w:rPr>
@@ -3030,21 +2639,20 @@
               <w:rPr>
                 <w:rFonts w:ascii="Courier New" w:hAnsi="Courier New" w:cs="Courier New"/>
               </w:rPr>
-              <w:t xml:space="preserve">  </w:t>
-            </w:r>
-            <w:proofErr w:type="gramStart"/>
-            <w:r>
-              <w:rPr>
-                <w:rFonts w:ascii="Courier New" w:hAnsi="Courier New" w:cs="Courier New"/>
-              </w:rPr>
-              <w:t>generate(</w:t>
-            </w:r>
-            <w:proofErr w:type="gramEnd"/>
-            <w:r>
-              <w:rPr>
-                <w:rFonts w:ascii="Courier New" w:hAnsi="Courier New" w:cs="Courier New"/>
-              </w:rPr>
-              <w:t xml:space="preserve">reps = </w:t>
+              <w:t xml:space="preserve">  hypothesize(null = “independence”) %&gt;%</w:t>
+            </w:r>
+          </w:p>
+          <w:p>
+            <w:pPr>
+              <w:rPr>
+                <w:rFonts w:ascii="Courier New" w:hAnsi="Courier New" w:cs="Courier New"/>
+              </w:rPr>
+            </w:pPr>
+            <w:r>
+              <w:rPr>
+                <w:rFonts w:ascii="Courier New" w:hAnsi="Courier New" w:cs="Courier New"/>
+              </w:rPr>
+              <w:t xml:space="preserve">  generate(reps = </w:t>
             </w:r>
             <w:r>
               <w:rPr>
@@ -3056,7 +2664,13 @@
               <w:rPr>
                 <w:rFonts w:ascii="Courier New" w:hAnsi="Courier New" w:cs="Courier New"/>
               </w:rPr>
-              <w:t>, type = "</w:t>
+              <w:t xml:space="preserve">, type = </w:t>
+            </w:r>
+            <w:r>
+              <w:rPr>
+                <w:rFonts w:ascii="Courier New" w:hAnsi="Courier New" w:cs="Courier New"/>
+              </w:rPr>
+              <w:t>“</w:t>
             </w:r>
             <w:r>
               <w:rPr>
@@ -3068,7 +2682,13 @@
               <w:rPr>
                 <w:rFonts w:ascii="Courier New" w:hAnsi="Courier New" w:cs="Courier New"/>
               </w:rPr>
-              <w:t xml:space="preserve">") </w:t>
+              <w:t>”</w:t>
+            </w:r>
+            <w:r>
+              <w:rPr>
+                <w:rFonts w:ascii="Courier New" w:hAnsi="Courier New" w:cs="Courier New"/>
+              </w:rPr>
+              <w:t xml:space="preserve">) </w:t>
             </w:r>
             <w:r>
               <w:rPr>
@@ -3090,35 +2710,25 @@
               <w:rPr>
                 <w:rFonts w:ascii="Courier New" w:hAnsi="Courier New" w:cs="Courier New"/>
               </w:rPr>
-              <w:t xml:space="preserve">  </w:t>
-            </w:r>
-            <w:proofErr w:type="gramStart"/>
-            <w:r>
-              <w:rPr>
-                <w:rFonts w:ascii="Courier New" w:hAnsi="Courier New" w:cs="Courier New"/>
-              </w:rPr>
-              <w:t>calculate(</w:t>
-            </w:r>
-            <w:proofErr w:type="gramEnd"/>
-            <w:r>
-              <w:rPr>
-                <w:rFonts w:ascii="Courier New" w:hAnsi="Courier New" w:cs="Courier New"/>
-              </w:rPr>
-              <w:t>stat = "</w:t>
-            </w:r>
-            <w:proofErr w:type="spellStart"/>
+              <w:t xml:space="preserve">  calculate(stat = </w:t>
+            </w:r>
+            <w:r>
+              <w:rPr>
+                <w:rFonts w:ascii="Courier New" w:hAnsi="Courier New" w:cs="Courier New"/>
+              </w:rPr>
+              <w:t>“</w:t>
+            </w:r>
             <w:r>
               <w:rPr>
                 <w:rFonts w:ascii="Courier New" w:hAnsi="Courier New" w:cs="Courier New"/>
               </w:rPr>
               <w:t>Chisq</w:t>
             </w:r>
-            <w:proofErr w:type="spellEnd"/>
-            <w:r>
-              <w:rPr>
-                <w:rFonts w:ascii="Courier New" w:hAnsi="Courier New" w:cs="Courier New"/>
-              </w:rPr>
-              <w:t>"</w:t>
+            <w:r>
+              <w:rPr>
+                <w:rFonts w:ascii="Courier New" w:hAnsi="Courier New" w:cs="Courier New"/>
+              </w:rPr>
+              <w:t>”</w:t>
             </w:r>
             <w:r>
               <w:rPr>
@@ -3130,10 +2740,7 @@
           <w:p>
             <w:pPr>
               <w:rPr>
-                <w:b/>
-                <w:bCs/>
-                <w:sz w:val="28"/>
-                <w:szCs w:val="28"/>
+                <w:rFonts w:ascii="Courier New" w:hAnsi="Courier New" w:cs="Courier New"/>
               </w:rPr>
             </w:pPr>
           </w:p>
@@ -3202,23 +2809,7 @@
                 <w:rFonts w:ascii="Courier New" w:hAnsi="Courier New" w:cs="Courier New"/>
                 <w:color w:val="000000" w:themeColor="text1"/>
               </w:rPr>
-              <w:t xml:space="preserve">visualize(data = </w:t>
-            </w:r>
-            <w:proofErr w:type="spellStart"/>
-            <w:r>
-              <w:rPr>
-                <w:rFonts w:ascii="Courier New" w:hAnsi="Courier New" w:cs="Courier New"/>
-                <w:color w:val="000000" w:themeColor="text1"/>
-              </w:rPr>
-              <w:t>null_dist</w:t>
-            </w:r>
-            <w:proofErr w:type="spellEnd"/>
-            <w:r>
-              <w:rPr>
-                <w:rFonts w:ascii="Courier New" w:hAnsi="Courier New" w:cs="Courier New"/>
-                <w:color w:val="000000" w:themeColor="text1"/>
-              </w:rPr>
-              <w:t xml:space="preserve">, </w:t>
+              <w:t xml:space="preserve">visualize(data = null_dist, </w:t>
             </w:r>
           </w:p>
           <w:p>
@@ -3345,63 +2936,26 @@
                 <w:rFonts w:ascii="Courier New" w:hAnsi="Courier New" w:cs="Courier New"/>
               </w:rPr>
             </w:pPr>
-            <w:proofErr w:type="spellStart"/>
-            <w:r>
-              <w:rPr>
-                <w:rFonts w:ascii="Courier New" w:hAnsi="Courier New" w:cs="Courier New"/>
-              </w:rPr>
-              <w:t>get_pvalue</w:t>
-            </w:r>
-            <w:proofErr w:type="spellEnd"/>
-            <w:r>
-              <w:rPr>
-                <w:rFonts w:ascii="Courier New" w:hAnsi="Courier New" w:cs="Courier New"/>
-              </w:rPr>
-              <w:t xml:space="preserve">(x = </w:t>
-            </w:r>
-            <w:proofErr w:type="spellStart"/>
-            <w:r>
-              <w:rPr>
-                <w:rFonts w:ascii="Courier New" w:hAnsi="Courier New" w:cs="Courier New"/>
-              </w:rPr>
-              <w:t>null_dist</w:t>
-            </w:r>
-            <w:proofErr w:type="spellEnd"/>
-            <w:r>
-              <w:rPr>
-                <w:rFonts w:ascii="Courier New" w:hAnsi="Courier New" w:cs="Courier New"/>
-              </w:rPr>
-              <w:t>,</w:t>
-            </w:r>
-          </w:p>
-          <w:p>
-            <w:pPr>
-              <w:rPr>
-                <w:rFonts w:ascii="Courier New" w:hAnsi="Courier New" w:cs="Courier New"/>
-                <w:color w:val="000000" w:themeColor="text1"/>
-              </w:rPr>
-            </w:pPr>
-            <w:r>
-              <w:rPr>
-                <w:rFonts w:ascii="Courier New" w:hAnsi="Courier New" w:cs="Courier New"/>
-              </w:rPr>
-              <w:t xml:space="preserve">           </w:t>
-            </w:r>
-            <w:proofErr w:type="spellStart"/>
-            <w:r>
-              <w:rPr>
-                <w:rFonts w:ascii="Courier New" w:hAnsi="Courier New" w:cs="Courier New"/>
-              </w:rPr>
-              <w:t>obs_stat</w:t>
-            </w:r>
-            <w:proofErr w:type="spellEnd"/>
-            <w:r>
-              <w:rPr>
-                <w:rFonts w:ascii="Courier New" w:hAnsi="Courier New" w:cs="Courier New"/>
-              </w:rPr>
-              <w:t xml:space="preserve"> = </w:t>
-            </w:r>
-            <w:proofErr w:type="spellStart"/>
+            <w:r>
+              <w:rPr>
+                <w:rFonts w:ascii="Courier New" w:hAnsi="Courier New" w:cs="Courier New"/>
+              </w:rPr>
+              <w:t>get_pvalue(x = null_dist,</w:t>
+            </w:r>
+          </w:p>
+          <w:p>
+            <w:pPr>
+              <w:rPr>
+                <w:rFonts w:ascii="Courier New" w:hAnsi="Courier New" w:cs="Courier New"/>
+                <w:color w:val="000000" w:themeColor="text1"/>
+              </w:rPr>
+            </w:pPr>
+            <w:r>
+              <w:rPr>
+                <w:rFonts w:ascii="Courier New" w:hAnsi="Courier New" w:cs="Courier New"/>
+              </w:rPr>
+              <w:t xml:space="preserve">           obs_stat = </w:t>
+            </w:r>
             <w:r>
               <w:rPr>
                 <w:rFonts w:ascii="Courier New" w:hAnsi="Courier New" w:cs="Courier New"/>
@@ -3416,7 +2970,6 @@
               </w:rPr>
               <w:t>xsq</w:t>
             </w:r>
-            <w:proofErr w:type="spellEnd"/>
             <w:r>
               <w:rPr>
                 <w:rFonts w:ascii="Courier New" w:hAnsi="Courier New" w:cs="Courier New"/>
